--- a/docs/TZ_ORSAPR_final.docx
+++ b/docs/TZ_ORSAPR_final.docx
@@ -6076,6 +6076,7 @@
       <w:r>
         <w:rPr>
           <w:rFonts w:ascii="Times New Roman" w:hAnsi="Times New Roman" w:cs="Times New Roman"/>
+          <w:noProof/>
           <w:sz w:val="28"/>
           <w:szCs w:val="28"/>
         </w:rPr>
@@ -6540,21 +6541,7 @@
           <w:rFonts w:ascii="Times New Roman" w:hAnsi="Times New Roman" w:cs="Times New Roman"/>
           <w:sz w:val="28"/>
         </w:rPr>
-        <w:t xml:space="preserve"> (</w:t>
-      </w:r>
-      <w:r>
-        <w:rPr>
-          <w:rFonts w:ascii="Times New Roman" w:hAnsi="Times New Roman" w:cs="Times New Roman"/>
-          <w:sz w:val="28"/>
-        </w:rPr>
-        <w:t xml:space="preserve">фиксированный, </w:t>
-      </w:r>
-      <w:r>
-        <w:rPr>
-          <w:rFonts w:ascii="Times New Roman" w:hAnsi="Times New Roman" w:cs="Times New Roman"/>
-          <w:sz w:val="28"/>
-        </w:rPr>
-        <w:t>15</w:t>
+        <w:t xml:space="preserve"> (фиксированный, 15</w:t>
       </w:r>
       <w:r>
         <w:rPr>
@@ -7275,15 +7262,7 @@
           <w:sz w:val="28"/>
           <w:szCs w:val="28"/>
         </w:rPr>
-        <w:t>·</w:t>
-      </w:r>
-      <w:r>
-        <w:rPr>
-          <w:rFonts w:ascii="Times New Roman" w:hAnsi="Times New Roman" w:cs="Times New Roman"/>
-          <w:sz w:val="28"/>
-          <w:szCs w:val="28"/>
-        </w:rPr>
-        <w:t xml:space="preserve"> 2</w:t>
+        <w:t>· 2</w:t>
       </w:r>
       <w:r>
         <w:rPr>
@@ -7344,15 +7323,7 @@
           <w:sz w:val="28"/>
           <w:szCs w:val="28"/>
         </w:rPr>
-        <w:t>·</w:t>
-      </w:r>
-      <w:r>
-        <w:rPr>
-          <w:rFonts w:ascii="Times New Roman" w:hAnsi="Times New Roman" w:cs="Times New Roman"/>
-          <w:sz w:val="28"/>
-          <w:szCs w:val="28"/>
-        </w:rPr>
-        <w:t xml:space="preserve"> 2</w:t>
+        <w:t>· 2</w:t>
       </w:r>
       <w:r>
         <w:rPr>
@@ -8194,14 +8165,7 @@
           <w:rFonts w:ascii="Times New Roman" w:hAnsi="Times New Roman" w:cs="Times New Roman"/>
           <w:sz w:val="28"/>
         </w:rPr>
-        <w:t xml:space="preserve">. </w:t>
-      </w:r>
-      <w:r>
-        <w:rPr>
-          <w:rFonts w:ascii="Times New Roman" w:hAnsi="Times New Roman" w:cs="Times New Roman"/>
-          <w:sz w:val="28"/>
-        </w:rPr>
-        <w:t xml:space="preserve">При изменении ширины корпуса </w:t>
+        <w:t xml:space="preserve">. При изменении ширины корпуса </w:t>
       </w:r>
       <w:r>
         <w:rPr>
@@ -8585,21 +8549,7 @@
           <w:rFonts w:ascii="Times New Roman" w:hAnsi="Times New Roman" w:cs="Times New Roman"/>
           <w:sz w:val="28"/>
         </w:rPr>
-        <w:t>При изменении</w:t>
-      </w:r>
-      <w:r>
-        <w:rPr>
-          <w:rFonts w:ascii="Times New Roman" w:hAnsi="Times New Roman" w:cs="Times New Roman"/>
-          <w:sz w:val="28"/>
-        </w:rPr>
-        <w:t xml:space="preserve"> высоты</w:t>
-      </w:r>
-      <w:r>
-        <w:rPr>
-          <w:rFonts w:ascii="Times New Roman" w:hAnsi="Times New Roman" w:cs="Times New Roman"/>
-          <w:sz w:val="28"/>
-        </w:rPr>
-        <w:t xml:space="preserve"> корпуса </w:t>
+        <w:t xml:space="preserve">При изменении высоты корпуса </w:t>
       </w:r>
       <w:r>
         <w:rPr>
@@ -8621,28 +8571,7 @@
           <w:rFonts w:ascii="Times New Roman" w:hAnsi="Times New Roman" w:cs="Times New Roman"/>
           <w:sz w:val="28"/>
         </w:rPr>
-        <w:t>или диаметр</w:t>
-      </w:r>
-      <w:r>
-        <w:rPr>
-          <w:rFonts w:ascii="Times New Roman" w:hAnsi="Times New Roman" w:cs="Times New Roman"/>
-          <w:sz w:val="28"/>
-        </w:rPr>
-        <w:t>ов</w:t>
-      </w:r>
-      <w:r>
-        <w:rPr>
-          <w:rFonts w:ascii="Times New Roman" w:hAnsi="Times New Roman" w:cs="Times New Roman"/>
-          <w:sz w:val="28"/>
-        </w:rPr>
-        <w:t xml:space="preserve"> динамик</w:t>
-      </w:r>
-      <w:r>
-        <w:rPr>
-          <w:rFonts w:ascii="Times New Roman" w:hAnsi="Times New Roman" w:cs="Times New Roman"/>
-          <w:sz w:val="28"/>
-        </w:rPr>
-        <w:t>ов</w:t>
+        <w:t>или диаметров динамиков</w:t>
       </w:r>
       <w:r>
         <w:rPr>
@@ -8769,10 +8698,6 @@
           <w:szCs w:val="28"/>
         </w:rPr>
       </w:pPr>
-      <w:commentRangeStart w:id="22"/>
-      <w:commentRangeStart w:id="23"/>
-      <w:commentRangeStart w:id="24"/>
-      <w:commentRangeStart w:id="25"/>
       <w:r>
         <w:rPr>
           <w:rFonts w:ascii="Times New Roman" w:hAnsi="Times New Roman" w:cs="Times New Roman"/>
@@ -8999,15 +8924,7 @@
           <w:sz w:val="28"/>
           <w:szCs w:val="28"/>
         </w:rPr>
-        <w:t>:</w:t>
-      </w:r>
-      <w:r>
-        <w:rPr>
-          <w:rFonts w:ascii="Times New Roman" w:hAnsi="Times New Roman" w:cs="Times New Roman"/>
-          <w:sz w:val="28"/>
-          <w:szCs w:val="28"/>
-        </w:rPr>
-        <w:t xml:space="preserve"> </w:t>
+        <w:t xml:space="preserve">: </w:t>
       </w:r>
       <w:r>
         <w:rPr>
@@ -9294,46 +9211,6 @@
         </w:rPr>
         <w:t>)</w:t>
       </w:r>
-      <w:commentRangeEnd w:id="22"/>
-      <w:r>
-        <w:rPr>
-          <w:rStyle w:val="ae"/>
-          <w:rFonts w:ascii="Times New Roman" w:hAnsi="Times New Roman" w:cs="Times New Roman"/>
-          <w:sz w:val="28"/>
-          <w:szCs w:val="28"/>
-        </w:rPr>
-        <w:commentReference w:id="22"/>
-      </w:r>
-      <w:commentRangeEnd w:id="23"/>
-      <w:r>
-        <w:rPr>
-          <w:rStyle w:val="ae"/>
-          <w:rFonts w:ascii="Times New Roman" w:hAnsi="Times New Roman" w:cs="Times New Roman"/>
-          <w:sz w:val="28"/>
-          <w:szCs w:val="28"/>
-        </w:rPr>
-        <w:commentReference w:id="23"/>
-      </w:r>
-      <w:commentRangeEnd w:id="24"/>
-      <w:r>
-        <w:rPr>
-          <w:rStyle w:val="ae"/>
-          <w:rFonts w:ascii="Times New Roman" w:hAnsi="Times New Roman" w:cs="Times New Roman"/>
-          <w:sz w:val="28"/>
-          <w:szCs w:val="28"/>
-        </w:rPr>
-        <w:commentReference w:id="24"/>
-      </w:r>
-      <w:commentRangeEnd w:id="25"/>
-      <w:r>
-        <w:rPr>
-          <w:rStyle w:val="ae"/>
-          <w:rFonts w:ascii="Times New Roman" w:hAnsi="Times New Roman" w:cs="Times New Roman"/>
-          <w:sz w:val="28"/>
-          <w:szCs w:val="28"/>
-        </w:rPr>
-        <w:commentReference w:id="25"/>
-      </w:r>
       <w:r>
         <w:rPr>
           <w:rFonts w:ascii="Times New Roman" w:hAnsi="Times New Roman" w:cs="Times New Roman"/>
@@ -9354,10 +9231,6 @@
           <w:szCs w:val="28"/>
         </w:rPr>
       </w:pPr>
-      <w:commentRangeStart w:id="26"/>
-      <w:commentRangeStart w:id="27"/>
-      <w:commentRangeStart w:id="28"/>
-      <w:commentRangeStart w:id="29"/>
       <w:r>
         <w:rPr>
           <w:rFonts w:ascii="Times New Roman" w:hAnsi="Times New Roman" w:cs="Times New Roman"/>
@@ -9742,23 +9615,7 @@
           <w:sz w:val="28"/>
           <w:szCs w:val="28"/>
         </w:rPr>
-        <w:t xml:space="preserve"> </w:t>
-      </w:r>
-      <w:r>
-        <w:rPr>
-          <w:rFonts w:ascii="Times New Roman" w:hAnsi="Times New Roman" w:cs="Times New Roman"/>
-          <w:sz w:val="28"/>
-          <w:szCs w:val="28"/>
-        </w:rPr>
-        <w:t>·</w:t>
-      </w:r>
-      <w:r>
-        <w:rPr>
-          <w:rFonts w:ascii="Times New Roman" w:hAnsi="Times New Roman" w:cs="Times New Roman"/>
-          <w:sz w:val="28"/>
-          <w:szCs w:val="28"/>
-        </w:rPr>
-        <w:t xml:space="preserve"> 2</w:t>
+        <w:t xml:space="preserve"> · 2</w:t>
       </w:r>
       <w:r>
         <w:rPr>
@@ -9916,46 +9773,6 @@
           <w:szCs w:val="28"/>
         </w:rPr>
         <w:t>.</w:t>
-      </w:r>
-      <w:commentRangeEnd w:id="26"/>
-      <w:r>
-        <w:rPr>
-          <w:rStyle w:val="ae"/>
-          <w:rFonts w:ascii="Times New Roman" w:hAnsi="Times New Roman" w:cs="Times New Roman"/>
-          <w:sz w:val="28"/>
-          <w:szCs w:val="28"/>
-        </w:rPr>
-        <w:commentReference w:id="26"/>
-      </w:r>
-      <w:commentRangeEnd w:id="27"/>
-      <w:r>
-        <w:rPr>
-          <w:rStyle w:val="ae"/>
-          <w:rFonts w:ascii="Times New Roman" w:hAnsi="Times New Roman" w:cs="Times New Roman"/>
-          <w:sz w:val="28"/>
-          <w:szCs w:val="28"/>
-        </w:rPr>
-        <w:commentReference w:id="27"/>
-      </w:r>
-      <w:commentRangeEnd w:id="28"/>
-      <w:r>
-        <w:rPr>
-          <w:rStyle w:val="ae"/>
-          <w:rFonts w:ascii="Times New Roman" w:hAnsi="Times New Roman" w:cs="Times New Roman"/>
-          <w:sz w:val="28"/>
-          <w:szCs w:val="28"/>
-        </w:rPr>
-        <w:commentReference w:id="28"/>
-      </w:r>
-      <w:commentRangeEnd w:id="29"/>
-      <w:r>
-        <w:rPr>
-          <w:rStyle w:val="ae"/>
-          <w:rFonts w:ascii="Times New Roman" w:hAnsi="Times New Roman" w:cs="Times New Roman"/>
-          <w:sz w:val="28"/>
-          <w:szCs w:val="28"/>
-        </w:rPr>
-        <w:commentReference w:id="29"/>
       </w:r>
     </w:p>
     <w:p>
@@ -10122,8 +9939,8 @@
           <w:szCs w:val="28"/>
         </w:rPr>
       </w:pPr>
-      <w:bookmarkStart w:id="30" w:name="_Toc147234574"/>
-      <w:bookmarkStart w:id="31" w:name="_Toc240384802"/>
+      <w:bookmarkStart w:id="22" w:name="_Toc147234574"/>
+      <w:bookmarkStart w:id="23" w:name="_Toc240384802"/>
       <w:r>
         <w:rPr>
           <w:rFonts w:ascii="Times New Roman" w:hAnsi="Times New Roman" w:cs="Times New Roman"/>
@@ -10134,8 +9951,8 @@
         </w:rPr>
         <w:t>Требования к численности и квалификации персонала системы</w:t>
       </w:r>
-      <w:bookmarkEnd w:id="30"/>
-      <w:bookmarkEnd w:id="31"/>
+      <w:bookmarkEnd w:id="22"/>
+      <w:bookmarkEnd w:id="23"/>
     </w:p>
     <w:p>
       <w:pPr>
@@ -10203,8 +10020,8 @@
           <w:szCs w:val="28"/>
         </w:rPr>
       </w:pPr>
-      <w:bookmarkStart w:id="32" w:name="_Toc147234575"/>
-      <w:bookmarkStart w:id="33" w:name="_Toc240384803"/>
+      <w:bookmarkStart w:id="24" w:name="_Toc147234575"/>
+      <w:bookmarkStart w:id="25" w:name="_Toc240384803"/>
       <w:r>
         <w:rPr>
           <w:rFonts w:ascii="Times New Roman" w:hAnsi="Times New Roman" w:cs="Times New Roman"/>
@@ -10215,8 +10032,8 @@
         </w:rPr>
         <w:t>Показатели назначения</w:t>
       </w:r>
-      <w:bookmarkEnd w:id="32"/>
-      <w:bookmarkEnd w:id="33"/>
+      <w:bookmarkEnd w:id="24"/>
+      <w:bookmarkEnd w:id="25"/>
     </w:p>
     <w:p>
       <w:pPr>
@@ -10289,8 +10106,6 @@
         </w:rPr>
         <w:t xml:space="preserve">Время построения детали при учете уже запущенной программы САПР не должно превышать </w:t>
       </w:r>
-      <w:commentRangeStart w:id="34"/>
-      <w:commentRangeStart w:id="35"/>
       <w:r>
         <w:rPr>
           <w:rFonts w:ascii="Times New Roman" w:hAnsi="Times New Roman" w:cs="Times New Roman"/>
@@ -10298,26 +10113,6 @@
           <w:szCs w:val="28"/>
         </w:rPr>
         <w:t>одной</w:t>
-      </w:r>
-      <w:commentRangeEnd w:id="34"/>
-      <w:r>
-        <w:rPr>
-          <w:rStyle w:val="ae"/>
-          <w:rFonts w:ascii="Times New Roman" w:hAnsi="Times New Roman" w:cs="Times New Roman"/>
-          <w:sz w:val="28"/>
-          <w:szCs w:val="28"/>
-        </w:rPr>
-        <w:commentReference w:id="34"/>
-      </w:r>
-      <w:commentRangeEnd w:id="35"/>
-      <w:r>
-        <w:rPr>
-          <w:rStyle w:val="ae"/>
-          <w:rFonts w:ascii="Times New Roman" w:hAnsi="Times New Roman" w:cs="Times New Roman"/>
-          <w:sz w:val="28"/>
-          <w:szCs w:val="28"/>
-        </w:rPr>
-        <w:commentReference w:id="35"/>
       </w:r>
       <w:r>
         <w:rPr>
@@ -10434,7 +10229,6 @@
           <w:rFonts w:ascii="Times New Roman" w:hAnsi="Times New Roman" w:cs="Times New Roman"/>
           <w:sz w:val="28"/>
           <w:szCs w:val="28"/>
-          <w:lang w:val="en-US"/>
         </w:rPr>
       </w:pPr>
     </w:p>
@@ -10490,8 +10284,8 @@
           <w:szCs w:val="28"/>
         </w:rPr>
       </w:pPr>
-      <w:bookmarkStart w:id="36" w:name="_Toc147234576"/>
-      <w:bookmarkStart w:id="37" w:name="_Toc240384804"/>
+      <w:bookmarkStart w:id="26" w:name="_Toc147234576"/>
+      <w:bookmarkStart w:id="27" w:name="_Toc240384804"/>
       <w:r>
         <w:rPr>
           <w:rFonts w:ascii="Times New Roman" w:hAnsi="Times New Roman" w:cs="Times New Roman"/>
@@ -10503,8 +10297,8 @@
         <w:lastRenderedPageBreak/>
         <w:t>Требования к надежности</w:t>
       </w:r>
-      <w:bookmarkEnd w:id="36"/>
-      <w:bookmarkEnd w:id="37"/>
+      <w:bookmarkEnd w:id="26"/>
+      <w:bookmarkEnd w:id="27"/>
     </w:p>
     <w:p>
       <w:pPr>
@@ -10580,8 +10374,8 @@
           <w:szCs w:val="28"/>
         </w:rPr>
       </w:pPr>
-      <w:bookmarkStart w:id="38" w:name="_Toc147234577"/>
-      <w:bookmarkStart w:id="39" w:name="_Toc240384805"/>
+      <w:bookmarkStart w:id="28" w:name="_Toc147234577"/>
+      <w:bookmarkStart w:id="29" w:name="_Toc240384805"/>
       <w:r>
         <w:rPr>
           <w:rFonts w:ascii="Times New Roman" w:hAnsi="Times New Roman" w:cs="Times New Roman"/>
@@ -10592,8 +10386,8 @@
         </w:rPr>
         <w:t>Требования к безопасности</w:t>
       </w:r>
-      <w:bookmarkEnd w:id="38"/>
-      <w:bookmarkEnd w:id="39"/>
+      <w:bookmarkEnd w:id="28"/>
+      <w:bookmarkEnd w:id="29"/>
     </w:p>
     <w:p>
       <w:pPr>
@@ -10676,8 +10470,8 @@
           <w:szCs w:val="28"/>
         </w:rPr>
       </w:pPr>
-      <w:bookmarkStart w:id="40" w:name="_Toc147234578"/>
-      <w:bookmarkStart w:id="41" w:name="_Toc240384806"/>
+      <w:bookmarkStart w:id="30" w:name="_Toc147234578"/>
+      <w:bookmarkStart w:id="31" w:name="_Toc240384806"/>
       <w:r>
         <w:rPr>
           <w:rFonts w:ascii="Times New Roman" w:hAnsi="Times New Roman" w:cs="Times New Roman"/>
@@ -10688,8 +10482,8 @@
         </w:rPr>
         <w:t>Требования к эргономике и технической эстетике</w:t>
       </w:r>
-      <w:bookmarkEnd w:id="40"/>
-      <w:bookmarkEnd w:id="41"/>
+      <w:bookmarkEnd w:id="30"/>
+      <w:bookmarkEnd w:id="31"/>
     </w:p>
     <w:p>
       <w:pPr>
@@ -10819,8 +10613,8 @@
           <w:szCs w:val="28"/>
         </w:rPr>
       </w:pPr>
-      <w:bookmarkStart w:id="42" w:name="_Toc147234579"/>
-      <w:bookmarkStart w:id="43" w:name="_Toc240384807"/>
+      <w:bookmarkStart w:id="32" w:name="_Toc147234579"/>
+      <w:bookmarkStart w:id="33" w:name="_Toc240384807"/>
       <w:r>
         <w:rPr>
           <w:rFonts w:ascii="Times New Roman" w:hAnsi="Times New Roman" w:cs="Times New Roman"/>
@@ -10831,8 +10625,8 @@
         </w:rPr>
         <w:t>Требования к эксплуатации, техническому обслуживанию, ремонту и хранению компонентов системы</w:t>
       </w:r>
-      <w:bookmarkEnd w:id="42"/>
-      <w:bookmarkEnd w:id="43"/>
+      <w:bookmarkEnd w:id="32"/>
+      <w:bookmarkEnd w:id="33"/>
     </w:p>
     <w:p>
       <w:pPr>
@@ -10878,7 +10672,6 @@
           <w:rFonts w:ascii="Times New Roman" w:hAnsi="Times New Roman" w:cs="Times New Roman"/>
           <w:sz w:val="28"/>
           <w:szCs w:val="28"/>
-          <w:lang w:val="en-US"/>
         </w:rPr>
       </w:pPr>
     </w:p>
@@ -10890,7 +10683,6 @@
           <w:rFonts w:ascii="Times New Roman" w:hAnsi="Times New Roman" w:cs="Times New Roman"/>
           <w:sz w:val="28"/>
           <w:szCs w:val="28"/>
-          <w:lang w:val="en-US"/>
         </w:rPr>
       </w:pPr>
     </w:p>
@@ -10913,8 +10705,8 @@
           <w:szCs w:val="28"/>
         </w:rPr>
       </w:pPr>
-      <w:bookmarkStart w:id="44" w:name="_Toc147234580"/>
-      <w:bookmarkStart w:id="45" w:name="_Toc240384808"/>
+      <w:bookmarkStart w:id="34" w:name="_Toc147234580"/>
+      <w:bookmarkStart w:id="35" w:name="_Toc240384808"/>
       <w:r>
         <w:rPr>
           <w:rFonts w:ascii="Times New Roman" w:hAnsi="Times New Roman" w:cs="Times New Roman"/>
@@ -10926,8 +10718,8 @@
         <w:lastRenderedPageBreak/>
         <w:t>Требования к защите информации от несанкционированного доступа</w:t>
       </w:r>
-      <w:bookmarkEnd w:id="44"/>
-      <w:bookmarkEnd w:id="45"/>
+      <w:bookmarkEnd w:id="34"/>
+      <w:bookmarkEnd w:id="35"/>
     </w:p>
     <w:p>
       <w:pPr>
@@ -11011,8 +10803,8 @@
           <w:szCs w:val="28"/>
         </w:rPr>
       </w:pPr>
-      <w:bookmarkStart w:id="46" w:name="_Toc147234581"/>
-      <w:bookmarkStart w:id="47" w:name="_Toc240384809"/>
+      <w:bookmarkStart w:id="36" w:name="_Toc147234581"/>
+      <w:bookmarkStart w:id="37" w:name="_Toc240384809"/>
       <w:r>
         <w:rPr>
           <w:rFonts w:ascii="Times New Roman" w:hAnsi="Times New Roman" w:cs="Times New Roman"/>
@@ -11023,8 +10815,8 @@
         </w:rPr>
         <w:t>Требования по сохранности информации при авариях</w:t>
       </w:r>
-      <w:bookmarkEnd w:id="46"/>
-      <w:bookmarkEnd w:id="47"/>
+      <w:bookmarkEnd w:id="36"/>
+      <w:bookmarkEnd w:id="37"/>
     </w:p>
     <w:p>
       <w:pPr>
@@ -11091,8 +10883,8 @@
           <w:szCs w:val="28"/>
         </w:rPr>
       </w:pPr>
-      <w:bookmarkStart w:id="48" w:name="_Toc147234582"/>
-      <w:bookmarkStart w:id="49" w:name="_Toc240384810"/>
+      <w:bookmarkStart w:id="38" w:name="_Toc147234582"/>
+      <w:bookmarkStart w:id="39" w:name="_Toc240384810"/>
       <w:r>
         <w:rPr>
           <w:rFonts w:ascii="Times New Roman" w:hAnsi="Times New Roman" w:cs="Times New Roman"/>
@@ -11103,8 +10895,8 @@
         </w:rPr>
         <w:t>Требования к защите от влияния внешних воздействий</w:t>
       </w:r>
-      <w:bookmarkEnd w:id="48"/>
-      <w:bookmarkEnd w:id="49"/>
+      <w:bookmarkEnd w:id="38"/>
+      <w:bookmarkEnd w:id="39"/>
     </w:p>
     <w:p>
       <w:pPr>
@@ -11172,8 +10964,8 @@
           <w:szCs w:val="28"/>
         </w:rPr>
       </w:pPr>
-      <w:bookmarkStart w:id="50" w:name="_Toc147234583"/>
-      <w:bookmarkStart w:id="51" w:name="_Toc240384811"/>
+      <w:bookmarkStart w:id="40" w:name="_Toc147234583"/>
+      <w:bookmarkStart w:id="41" w:name="_Toc240384811"/>
       <w:r>
         <w:rPr>
           <w:rFonts w:ascii="Times New Roman" w:hAnsi="Times New Roman" w:cs="Times New Roman"/>
@@ -11184,8 +10976,8 @@
         </w:rPr>
         <w:t>Требования к патентной чистоте</w:t>
       </w:r>
-      <w:bookmarkEnd w:id="50"/>
-      <w:bookmarkEnd w:id="51"/>
+      <w:bookmarkEnd w:id="40"/>
+      <w:bookmarkEnd w:id="41"/>
     </w:p>
     <w:p>
       <w:pPr>
@@ -11252,8 +11044,8 @@
           <w:szCs w:val="28"/>
         </w:rPr>
       </w:pPr>
-      <w:bookmarkStart w:id="52" w:name="_Toc147234584"/>
-      <w:bookmarkStart w:id="53" w:name="_Toc240384812"/>
+      <w:bookmarkStart w:id="42" w:name="_Toc147234584"/>
+      <w:bookmarkStart w:id="43" w:name="_Toc240384812"/>
       <w:r>
         <w:rPr>
           <w:rFonts w:ascii="Times New Roman" w:hAnsi="Times New Roman" w:cs="Times New Roman"/>
@@ -11264,8 +11056,8 @@
         </w:rPr>
         <w:t>Требования по стандартизации и унификации</w:t>
       </w:r>
-      <w:bookmarkEnd w:id="52"/>
-      <w:bookmarkEnd w:id="53"/>
+      <w:bookmarkEnd w:id="42"/>
+      <w:bookmarkEnd w:id="43"/>
     </w:p>
     <w:p>
       <w:pPr>
@@ -11342,8 +11134,8 @@
           <w:szCs w:val="28"/>
         </w:rPr>
       </w:pPr>
-      <w:bookmarkStart w:id="54" w:name="_Toc147234585"/>
-      <w:bookmarkStart w:id="55" w:name="_Toc240384813"/>
+      <w:bookmarkStart w:id="44" w:name="_Toc147234585"/>
+      <w:bookmarkStart w:id="45" w:name="_Toc240384813"/>
       <w:r>
         <w:rPr>
           <w:rFonts w:ascii="Times New Roman" w:hAnsi="Times New Roman" w:cs="Times New Roman"/>
@@ -11355,8 +11147,8 @@
         <w:lastRenderedPageBreak/>
         <w:t>Требования к функциям (задачам), выполняемым АС</w:t>
       </w:r>
-      <w:bookmarkEnd w:id="54"/>
-      <w:bookmarkEnd w:id="55"/>
+      <w:bookmarkEnd w:id="44"/>
+      <w:bookmarkEnd w:id="45"/>
     </w:p>
     <w:p>
       <w:pPr>
@@ -11391,8 +11183,8 @@
           <w:szCs w:val="28"/>
         </w:rPr>
       </w:pPr>
-      <w:bookmarkStart w:id="56" w:name="_Toc147234586"/>
-      <w:bookmarkStart w:id="57" w:name="_Toc240384814"/>
+      <w:bookmarkStart w:id="46" w:name="_Toc147234586"/>
+      <w:bookmarkStart w:id="47" w:name="_Toc240384814"/>
       <w:r>
         <w:rPr>
           <w:rFonts w:ascii="Times New Roman" w:hAnsi="Times New Roman" w:cs="Times New Roman"/>
@@ -11403,8 +11195,8 @@
         </w:rPr>
         <w:t>Перечень функций, задач или их комплексов</w:t>
       </w:r>
-      <w:bookmarkEnd w:id="56"/>
-      <w:bookmarkEnd w:id="57"/>
+      <w:bookmarkEnd w:id="46"/>
+      <w:bookmarkEnd w:id="47"/>
     </w:p>
     <w:p>
       <w:pPr>
@@ -11451,7 +11243,6 @@
           <w:rFonts w:ascii="Times New Roman" w:hAnsi="Times New Roman" w:cs="Times New Roman"/>
           <w:sz w:val="28"/>
           <w:szCs w:val="28"/>
-          <w:lang w:val="en-US"/>
         </w:rPr>
       </w:pPr>
       <w:r>
@@ -11534,8 +11325,8 @@
           <w:szCs w:val="28"/>
         </w:rPr>
       </w:pPr>
-      <w:bookmarkStart w:id="58" w:name="_Toc147234587"/>
-      <w:bookmarkStart w:id="59" w:name="_Toc240384815"/>
+      <w:bookmarkStart w:id="48" w:name="_Toc147234587"/>
+      <w:bookmarkStart w:id="49" w:name="_Toc240384815"/>
       <w:r>
         <w:rPr>
           <w:rFonts w:ascii="Times New Roman" w:hAnsi="Times New Roman" w:cs="Times New Roman"/>
@@ -11546,8 +11337,8 @@
         </w:rPr>
         <w:t>Требования к видам обеспечения АС</w:t>
       </w:r>
-      <w:bookmarkEnd w:id="58"/>
-      <w:bookmarkEnd w:id="59"/>
+      <w:bookmarkEnd w:id="48"/>
+      <w:bookmarkEnd w:id="49"/>
     </w:p>
     <w:p>
       <w:pPr>
@@ -11582,8 +11373,8 @@
           <w:szCs w:val="28"/>
         </w:rPr>
       </w:pPr>
-      <w:bookmarkStart w:id="60" w:name="_Toc147234588"/>
-      <w:bookmarkStart w:id="61" w:name="_Toc240384816"/>
+      <w:bookmarkStart w:id="50" w:name="_Toc147234588"/>
+      <w:bookmarkStart w:id="51" w:name="_Toc240384816"/>
       <w:r>
         <w:rPr>
           <w:rFonts w:ascii="Times New Roman" w:hAnsi="Times New Roman" w:cs="Times New Roman"/>
@@ -11594,8 +11385,8 @@
         </w:rPr>
         <w:t>Требования к математическому обеспечению системы</w:t>
       </w:r>
-      <w:bookmarkEnd w:id="60"/>
-      <w:bookmarkEnd w:id="61"/>
+      <w:bookmarkEnd w:id="50"/>
+      <w:bookmarkEnd w:id="51"/>
     </w:p>
     <w:p>
       <w:pPr>
@@ -11662,8 +11453,8 @@
           <w:szCs w:val="28"/>
         </w:rPr>
       </w:pPr>
-      <w:bookmarkStart w:id="62" w:name="_Toc147234589"/>
-      <w:bookmarkStart w:id="63" w:name="_Toc240384817"/>
+      <w:bookmarkStart w:id="52" w:name="_Toc147234589"/>
+      <w:bookmarkStart w:id="53" w:name="_Toc240384817"/>
       <w:r>
         <w:rPr>
           <w:rFonts w:ascii="Times New Roman" w:hAnsi="Times New Roman" w:cs="Times New Roman"/>
@@ -11674,8 +11465,8 @@
         </w:rPr>
         <w:t>Требования к информационному обеспечению системы</w:t>
       </w:r>
-      <w:bookmarkEnd w:id="62"/>
-      <w:bookmarkEnd w:id="63"/>
+      <w:bookmarkEnd w:id="52"/>
+      <w:bookmarkEnd w:id="53"/>
     </w:p>
     <w:p>
       <w:pPr>
@@ -11719,7 +11510,6 @@
           <w:rFonts w:ascii="Times New Roman" w:hAnsi="Times New Roman" w:cs="Times New Roman"/>
           <w:sz w:val="28"/>
           <w:szCs w:val="28"/>
-          <w:lang w:val="en-US"/>
         </w:rPr>
       </w:pPr>
       <w:r>
@@ -11750,8 +11540,8 @@
           <w:szCs w:val="28"/>
         </w:rPr>
       </w:pPr>
-      <w:bookmarkStart w:id="64" w:name="_Toc147234590"/>
-      <w:bookmarkStart w:id="65" w:name="_Toc240384818"/>
+      <w:bookmarkStart w:id="54" w:name="_Toc147234590"/>
+      <w:bookmarkStart w:id="55" w:name="_Toc240384818"/>
       <w:r>
         <w:rPr>
           <w:rFonts w:ascii="Times New Roman" w:hAnsi="Times New Roman" w:cs="Times New Roman"/>
@@ -11763,8 +11553,8 @@
         <w:lastRenderedPageBreak/>
         <w:t>Требования к лингвистическому обеспечению системы</w:t>
       </w:r>
-      <w:bookmarkEnd w:id="64"/>
-      <w:bookmarkEnd w:id="65"/>
+      <w:bookmarkEnd w:id="54"/>
+      <w:bookmarkEnd w:id="55"/>
     </w:p>
     <w:p>
       <w:pPr>
@@ -11832,8 +11622,8 @@
           <w:szCs w:val="28"/>
         </w:rPr>
       </w:pPr>
-      <w:bookmarkStart w:id="66" w:name="_Toc147234591"/>
-      <w:bookmarkStart w:id="67" w:name="_Toc240384819"/>
+      <w:bookmarkStart w:id="56" w:name="_Toc147234591"/>
+      <w:bookmarkStart w:id="57" w:name="_Toc240384819"/>
       <w:r>
         <w:rPr>
           <w:rFonts w:ascii="Times New Roman" w:hAnsi="Times New Roman" w:cs="Times New Roman"/>
@@ -11844,8 +11634,8 @@
         </w:rPr>
         <w:t>Требования к программному обеспечению системы</w:t>
       </w:r>
-      <w:bookmarkEnd w:id="66"/>
-      <w:bookmarkEnd w:id="67"/>
+      <w:bookmarkEnd w:id="56"/>
+      <w:bookmarkEnd w:id="57"/>
     </w:p>
     <w:p>
       <w:pPr>
@@ -11958,7 +11748,6 @@
           <w:rFonts w:ascii="Times New Roman" w:hAnsi="Times New Roman" w:cs="Times New Roman"/>
           <w:sz w:val="28"/>
           <w:szCs w:val="28"/>
-          <w:lang w:val="en-US"/>
         </w:rPr>
       </w:pPr>
       <w:r>
@@ -12000,8 +11789,8 @@
           <w:szCs w:val="28"/>
         </w:rPr>
       </w:pPr>
-      <w:bookmarkStart w:id="68" w:name="_Toc147234592"/>
-      <w:bookmarkStart w:id="69" w:name="_Toc240384820"/>
+      <w:bookmarkStart w:id="58" w:name="_Toc147234592"/>
+      <w:bookmarkStart w:id="59" w:name="_Toc240384820"/>
       <w:r>
         <w:rPr>
           <w:rFonts w:ascii="Times New Roman" w:hAnsi="Times New Roman" w:cs="Times New Roman"/>
@@ -12012,8 +11801,8 @@
         </w:rPr>
         <w:t>Требования к техническому обеспечению системы</w:t>
       </w:r>
-      <w:bookmarkEnd w:id="68"/>
-      <w:bookmarkEnd w:id="69"/>
+      <w:bookmarkEnd w:id="58"/>
+      <w:bookmarkEnd w:id="59"/>
     </w:p>
     <w:p>
       <w:pPr>
@@ -12341,8 +12130,8 @@
           <w:szCs w:val="28"/>
         </w:rPr>
       </w:pPr>
-      <w:bookmarkStart w:id="70" w:name="_Toc147234593"/>
-      <w:bookmarkStart w:id="71" w:name="_Toc240384821"/>
+      <w:bookmarkStart w:id="60" w:name="_Toc147234593"/>
+      <w:bookmarkStart w:id="61" w:name="_Toc240384821"/>
       <w:r>
         <w:rPr>
           <w:rFonts w:ascii="Times New Roman" w:hAnsi="Times New Roman" w:cs="Times New Roman"/>
@@ -12353,8 +12142,8 @@
         </w:rPr>
         <w:t>Требования к метрологическому обеспечению</w:t>
       </w:r>
-      <w:bookmarkEnd w:id="70"/>
-      <w:bookmarkEnd w:id="71"/>
+      <w:bookmarkEnd w:id="60"/>
+      <w:bookmarkEnd w:id="61"/>
     </w:p>
     <w:p>
       <w:pPr>
@@ -12381,7 +12170,6 @@
           <w:rFonts w:ascii="Times New Roman" w:hAnsi="Times New Roman" w:cs="Times New Roman"/>
           <w:sz w:val="28"/>
           <w:szCs w:val="28"/>
-          <w:lang w:val="en-US"/>
         </w:rPr>
       </w:pPr>
       <w:r>
@@ -12412,8 +12200,8 @@
           <w:szCs w:val="28"/>
         </w:rPr>
       </w:pPr>
-      <w:bookmarkStart w:id="72" w:name="_Toc147234594"/>
-      <w:bookmarkStart w:id="73" w:name="_Toc240384822"/>
+      <w:bookmarkStart w:id="62" w:name="_Toc147234594"/>
+      <w:bookmarkStart w:id="63" w:name="_Toc240384822"/>
       <w:r>
         <w:rPr>
           <w:rFonts w:ascii="Times New Roman" w:hAnsi="Times New Roman" w:cs="Times New Roman"/>
@@ -12425,8 +12213,8 @@
         <w:lastRenderedPageBreak/>
         <w:t>Требования к организационному обеспечению</w:t>
       </w:r>
-      <w:bookmarkEnd w:id="72"/>
-      <w:bookmarkEnd w:id="73"/>
+      <w:bookmarkEnd w:id="62"/>
+      <w:bookmarkEnd w:id="63"/>
     </w:p>
     <w:p>
       <w:pPr>
@@ -12494,8 +12282,8 @@
           <w:szCs w:val="28"/>
         </w:rPr>
       </w:pPr>
-      <w:bookmarkStart w:id="74" w:name="_Toc147234595"/>
-      <w:bookmarkStart w:id="75" w:name="_Toc240384823"/>
+      <w:bookmarkStart w:id="64" w:name="_Toc147234595"/>
+      <w:bookmarkStart w:id="65" w:name="_Toc240384823"/>
       <w:r>
         <w:rPr>
           <w:rFonts w:ascii="Times New Roman" w:hAnsi="Times New Roman" w:cs="Times New Roman"/>
@@ -12506,8 +12294,8 @@
         </w:rPr>
         <w:t>Общие технические требования к АС</w:t>
       </w:r>
-      <w:bookmarkEnd w:id="74"/>
-      <w:bookmarkEnd w:id="75"/>
+      <w:bookmarkEnd w:id="64"/>
+      <w:bookmarkEnd w:id="65"/>
     </w:p>
     <w:p>
       <w:pPr>
@@ -12571,7 +12359,7 @@
           <w:szCs w:val="28"/>
         </w:rPr>
         <w:sectPr>
-          <w:footerReference w:type="default" r:id="rId13"/>
+          <w:footerReference w:type="default" r:id="rId9"/>
           <w:pgSz w:w="11906" w:h="16838"/>
           <w:pgMar w:top="1134" w:right="850" w:bottom="1134" w:left="1701" w:header="708" w:footer="708" w:gutter="0"/>
           <w:cols w:space="708"/>
@@ -12599,8 +12387,8 @@
           <w:szCs w:val="28"/>
         </w:rPr>
       </w:pPr>
-      <w:bookmarkStart w:id="76" w:name="_Toc147234596"/>
-      <w:bookmarkStart w:id="77" w:name="_Toc240384824"/>
+      <w:bookmarkStart w:id="66" w:name="_Toc147234596"/>
+      <w:bookmarkStart w:id="67" w:name="_Toc240384824"/>
       <w:r>
         <w:rPr>
           <w:rFonts w:ascii="Times New Roman" w:hAnsi="Times New Roman" w:cs="Times New Roman"/>
@@ -12610,46 +12398,10 @@
           <w:szCs w:val="28"/>
         </w:rPr>
         <w:lastRenderedPageBreak/>
-        <w:t xml:space="preserve">СОСТАВ И СОДЕРЖАНИЕ РАБОТ ПО СОЗДАНИЮ АВТОМАТИЗИРОВАННОЙ </w:t>
-      </w:r>
-      <w:commentRangeStart w:id="78"/>
-      <w:commentRangeStart w:id="79"/>
-      <w:r>
-        <w:rPr>
-          <w:rFonts w:ascii="Times New Roman" w:hAnsi="Times New Roman" w:cs="Times New Roman"/>
-          <w:b/>
-          <w:bCs/>
-          <w:sz w:val="28"/>
-          <w:szCs w:val="28"/>
-        </w:rPr>
-        <w:t>СИСТЕМЫ</w:t>
-      </w:r>
-      <w:bookmarkEnd w:id="76"/>
-      <w:bookmarkEnd w:id="77"/>
-      <w:commentRangeEnd w:id="78"/>
-      <w:r>
-        <w:rPr>
-          <w:rStyle w:val="ae"/>
-          <w:rFonts w:ascii="Times New Roman" w:hAnsi="Times New Roman" w:cs="Times New Roman"/>
-          <w:b/>
-          <w:bCs/>
-          <w:sz w:val="28"/>
-          <w:szCs w:val="28"/>
-        </w:rPr>
-        <w:commentReference w:id="78"/>
-      </w:r>
-      <w:commentRangeEnd w:id="79"/>
-      <w:r>
-        <w:rPr>
-          <w:rStyle w:val="ae"/>
-          <w:rFonts w:ascii="Times New Roman" w:hAnsi="Times New Roman" w:cs="Times New Roman"/>
-          <w:b/>
-          <w:bCs/>
-          <w:sz w:val="28"/>
-          <w:szCs w:val="28"/>
-        </w:rPr>
-        <w:commentReference w:id="79"/>
-      </w:r>
+        <w:t>СОСТАВ И СОДЕРЖАНИЕ РАБОТ ПО СОЗДАНИЮ АВТОМАТИЗИРОВАННОЙ СИСТЕМЫ</w:t>
+      </w:r>
+      <w:bookmarkEnd w:id="66"/>
+      <w:bookmarkEnd w:id="67"/>
     </w:p>
     <w:p>
       <w:pPr>
@@ -12772,12 +12524,12 @@
         <w:tblLook w:val="04A0" w:firstRow="1" w:lastRow="0" w:firstColumn="1" w:lastColumn="0" w:noHBand="0" w:noVBand="1"/>
       </w:tblPr>
       <w:tblGrid>
-        <w:gridCol w:w="796"/>
-        <w:gridCol w:w="2320"/>
-        <w:gridCol w:w="4039"/>
-        <w:gridCol w:w="1835"/>
-        <w:gridCol w:w="3290"/>
-        <w:gridCol w:w="2280"/>
+        <w:gridCol w:w="797"/>
+        <w:gridCol w:w="2102"/>
+        <w:gridCol w:w="4084"/>
+        <w:gridCol w:w="1840"/>
+        <w:gridCol w:w="3334"/>
+        <w:gridCol w:w="2297"/>
       </w:tblGrid>
       <w:tr>
         <w:trPr>
@@ -12959,33 +12711,11 @@
                 <w:rFonts w:ascii="Times New Roman" w:hAnsi="Times New Roman" w:cs="Times New Roman"/>
               </w:rPr>
             </w:pPr>
-            <w:commentRangeStart w:id="80"/>
-            <w:commentRangeStart w:id="81"/>
             <w:r>
               <w:rPr>
                 <w:rFonts w:ascii="Times New Roman" w:hAnsi="Times New Roman" w:cs="Times New Roman"/>
               </w:rPr>
               <w:t>Создание технического задания</w:t>
-            </w:r>
-            <w:commentRangeEnd w:id="80"/>
-            <w:r>
-              <w:rPr>
-                <w:rStyle w:val="ae"/>
-                <w:rFonts w:ascii="Times New Roman" w:hAnsi="Times New Roman" w:cs="Times New Roman"/>
-                <w:sz w:val="24"/>
-                <w:szCs w:val="24"/>
-              </w:rPr>
-              <w:commentReference w:id="80"/>
-            </w:r>
-            <w:commentRangeEnd w:id="81"/>
-            <w:r>
-              <w:rPr>
-                <w:rStyle w:val="ae"/>
-                <w:rFonts w:ascii="Times New Roman" w:hAnsi="Times New Roman" w:cs="Times New Roman"/>
-                <w:sz w:val="24"/>
-                <w:szCs w:val="24"/>
-              </w:rPr>
-              <w:commentReference w:id="81"/>
             </w:r>
           </w:p>
         </w:tc>
@@ -14033,8 +13763,8 @@
           <w:szCs w:val="28"/>
         </w:rPr>
       </w:pPr>
-      <w:bookmarkStart w:id="82" w:name="_Toc147234597"/>
-      <w:bookmarkStart w:id="83" w:name="_Toc240384825"/>
+      <w:bookmarkStart w:id="68" w:name="_Toc147234597"/>
+      <w:bookmarkStart w:id="69" w:name="_Toc240384825"/>
       <w:r>
         <w:rPr>
           <w:rFonts w:ascii="Times New Roman" w:hAnsi="Times New Roman" w:cs="Times New Roman"/>
@@ -14046,8 +13776,8 @@
         <w:lastRenderedPageBreak/>
         <w:t>ПОРЯДОК РАЗРАБОТКИ АВТОМАТИЗИРОВАННОЙ СИСТЕМЫ</w:t>
       </w:r>
-      <w:bookmarkEnd w:id="82"/>
-      <w:bookmarkEnd w:id="83"/>
+      <w:bookmarkEnd w:id="68"/>
+      <w:bookmarkEnd w:id="69"/>
     </w:p>
     <w:p>
       <w:pPr>
@@ -14084,8 +13814,8 @@
           <w:szCs w:val="28"/>
         </w:rPr>
       </w:pPr>
-      <w:bookmarkStart w:id="84" w:name="_Toc147234598"/>
-      <w:bookmarkStart w:id="85" w:name="_Toc240384826"/>
+      <w:bookmarkStart w:id="70" w:name="_Toc147234598"/>
+      <w:bookmarkStart w:id="71" w:name="_Toc240384826"/>
       <w:r>
         <w:rPr>
           <w:rFonts w:ascii="Times New Roman" w:hAnsi="Times New Roman" w:cs="Times New Roman"/>
@@ -14096,8 +13826,8 @@
         </w:rPr>
         <w:t>Порядок организации разработки АС</w:t>
       </w:r>
-      <w:bookmarkEnd w:id="84"/>
-      <w:bookmarkEnd w:id="85"/>
+      <w:bookmarkEnd w:id="70"/>
+      <w:bookmarkEnd w:id="71"/>
     </w:p>
     <w:p>
       <w:pPr>
@@ -14179,8 +13909,8 @@
           <w:szCs w:val="28"/>
         </w:rPr>
       </w:pPr>
-      <w:bookmarkStart w:id="86" w:name="_Toc147234599"/>
-      <w:bookmarkStart w:id="87" w:name="_Toc240384827"/>
+      <w:bookmarkStart w:id="72" w:name="_Toc147234599"/>
+      <w:bookmarkStart w:id="73" w:name="_Toc240384827"/>
       <w:r>
         <w:rPr>
           <w:rFonts w:ascii="Times New Roman" w:hAnsi="Times New Roman" w:cs="Times New Roman"/>
@@ -14191,8 +13921,8 @@
         </w:rPr>
         <w:t>Перечень документов и исходных данных для разработки АС</w:t>
       </w:r>
-      <w:bookmarkEnd w:id="86"/>
-      <w:bookmarkEnd w:id="87"/>
+      <w:bookmarkEnd w:id="72"/>
+      <w:bookmarkEnd w:id="73"/>
     </w:p>
     <w:p>
       <w:pPr>
@@ -14461,8 +14191,8 @@
           <w:szCs w:val="28"/>
         </w:rPr>
       </w:pPr>
-      <w:bookmarkStart w:id="88" w:name="_Toc147234600"/>
-      <w:bookmarkStart w:id="89" w:name="_Toc240384828"/>
+      <w:bookmarkStart w:id="74" w:name="_Toc147234600"/>
+      <w:bookmarkStart w:id="75" w:name="_Toc240384828"/>
       <w:r>
         <w:rPr>
           <w:rFonts w:ascii="Times New Roman" w:hAnsi="Times New Roman" w:cs="Times New Roman"/>
@@ -14473,8 +14203,8 @@
         </w:rPr>
         <w:t>Перечень документов, предъявляемых по окончании соответствующих этапов работ</w:t>
       </w:r>
-      <w:bookmarkEnd w:id="88"/>
-      <w:bookmarkEnd w:id="89"/>
+      <w:bookmarkEnd w:id="74"/>
+      <w:bookmarkEnd w:id="75"/>
     </w:p>
     <w:p>
       <w:pPr>
@@ -14728,8 +14458,8 @@
           <w:szCs w:val="28"/>
         </w:rPr>
       </w:pPr>
-      <w:bookmarkStart w:id="90" w:name="_Toc147234601"/>
-      <w:bookmarkStart w:id="91" w:name="_Toc240384829"/>
+      <w:bookmarkStart w:id="76" w:name="_Toc147234601"/>
+      <w:bookmarkStart w:id="77" w:name="_Toc240384829"/>
       <w:r>
         <w:rPr>
           <w:rFonts w:ascii="Times New Roman" w:hAnsi="Times New Roman" w:cs="Times New Roman"/>
@@ -14741,8 +14471,8 @@
         <w:lastRenderedPageBreak/>
         <w:t>ПОРЯДОК КОНТРОЛЯ И ПРИЕМКИ АВТОМАТИЗИРОВАННОЙ СИСТЕМЫ</w:t>
       </w:r>
-      <w:bookmarkEnd w:id="90"/>
-      <w:bookmarkEnd w:id="91"/>
+      <w:bookmarkEnd w:id="76"/>
+      <w:bookmarkEnd w:id="77"/>
     </w:p>
     <w:p>
       <w:pPr>
@@ -14779,8 +14509,8 @@
           <w:szCs w:val="28"/>
         </w:rPr>
       </w:pPr>
-      <w:bookmarkStart w:id="92" w:name="_Toc147234602"/>
-      <w:bookmarkStart w:id="93" w:name="_Toc240384830"/>
+      <w:bookmarkStart w:id="78" w:name="_Toc147234602"/>
+      <w:bookmarkStart w:id="79" w:name="_Toc240384830"/>
       <w:r>
         <w:rPr>
           <w:rFonts w:ascii="Times New Roman" w:hAnsi="Times New Roman" w:cs="Times New Roman"/>
@@ -14791,8 +14521,8 @@
         </w:rPr>
         <w:t>Виды, состав и методы испытаний АС и ее составных частей</w:t>
       </w:r>
-      <w:bookmarkEnd w:id="92"/>
-      <w:bookmarkEnd w:id="93"/>
+      <w:bookmarkEnd w:id="78"/>
+      <w:bookmarkEnd w:id="79"/>
     </w:p>
     <w:p>
       <w:pPr>
@@ -15182,8 +14912,8 @@
           <w:szCs w:val="28"/>
         </w:rPr>
       </w:pPr>
-      <w:bookmarkStart w:id="94" w:name="_Toc147234603"/>
-      <w:bookmarkStart w:id="95" w:name="_Toc240384831"/>
+      <w:bookmarkStart w:id="80" w:name="_Toc147234603"/>
+      <w:bookmarkStart w:id="81" w:name="_Toc240384831"/>
       <w:r>
         <w:rPr>
           <w:rFonts w:ascii="Times New Roman" w:hAnsi="Times New Roman" w:cs="Times New Roman"/>
@@ -15194,8 +14924,8 @@
         </w:rPr>
         <w:t>Общие требования к приёмке работ по стадиям</w:t>
       </w:r>
-      <w:bookmarkEnd w:id="94"/>
-      <w:bookmarkEnd w:id="95"/>
+      <w:bookmarkEnd w:id="80"/>
+      <w:bookmarkEnd w:id="81"/>
     </w:p>
     <w:p>
       <w:pPr>
@@ -15259,128 +14989,74 @@
         <w:jc w:val="both"/>
         <w:rPr>
           <w:rFonts w:ascii="Times New Roman" w:hAnsi="Times New Roman" w:cs="Times New Roman"/>
-          <w:sz w:val="28"/>
-          <w:szCs w:val="28"/>
-        </w:rPr>
-      </w:pPr>
-      <w:r>
-        <w:rPr>
-          <w:rFonts w:ascii="Times New Roman" w:hAnsi="Times New Roman" w:cs="Times New Roman"/>
-          <w:sz w:val="28"/>
-          <w:szCs w:val="28"/>
-        </w:rPr>
-        <w:t xml:space="preserve">Прочие дефекты системы, выявленные на испытаниях и не относящиеся к требованиям, приведённым в разработанных частных технических заданиях, </w:t>
-      </w:r>
-      <w:r>
-        <w:rPr>
-          <w:rFonts w:ascii="Times New Roman" w:hAnsi="Times New Roman" w:cs="Times New Roman"/>
-          <w:sz w:val="28"/>
-          <w:szCs w:val="28"/>
-        </w:rPr>
-        <w:t xml:space="preserve">могут </w:t>
-      </w:r>
-      <w:r>
-        <w:rPr>
-          <w:rFonts w:ascii="Times New Roman" w:hAnsi="Times New Roman" w:cs="Times New Roman"/>
-          <w:sz w:val="28"/>
-          <w:szCs w:val="28"/>
-        </w:rPr>
-        <w:t>документир</w:t>
-      </w:r>
-      <w:r>
-        <w:rPr>
-          <w:rFonts w:ascii="Times New Roman" w:hAnsi="Times New Roman" w:cs="Times New Roman"/>
-          <w:sz w:val="28"/>
-          <w:szCs w:val="28"/>
-        </w:rPr>
-        <w:t>оваться</w:t>
-      </w:r>
-      <w:r>
-        <w:rPr>
-          <w:rFonts w:ascii="Times New Roman" w:hAnsi="Times New Roman" w:cs="Times New Roman"/>
-          <w:sz w:val="28"/>
-          <w:szCs w:val="28"/>
-        </w:rPr>
-        <w:t xml:space="preserve"> как желательные доработки.</w:t>
-      </w:r>
-      <w:r>
-        <w:rPr>
-          <w:rFonts w:ascii="Times New Roman" w:hAnsi="Times New Roman" w:cs="Times New Roman"/>
-          <w:sz w:val="28"/>
-          <w:szCs w:val="28"/>
-        </w:rPr>
-        <w:t xml:space="preserve"> </w:t>
-      </w:r>
-      <w:commentRangeStart w:id="96"/>
-      <w:commentRangeStart w:id="97"/>
-      <w:r>
-        <w:rPr>
-          <w:rFonts w:ascii="Times New Roman" w:hAnsi="Times New Roman" w:cs="Times New Roman"/>
-          <w:sz w:val="28"/>
-          <w:szCs w:val="28"/>
-        </w:rPr>
-        <w:t>Комплектность передаваемой отчётной документации подлежит проверке Заказчиком.</w:t>
-      </w:r>
-      <w:commentRangeEnd w:id="96"/>
-      <w:r>
-        <w:rPr>
-          <w:rStyle w:val="ae"/>
-          <w:rFonts w:ascii="Times New Roman" w:hAnsi="Times New Roman" w:cs="Times New Roman"/>
-          <w:sz w:val="28"/>
-          <w:szCs w:val="28"/>
-        </w:rPr>
-        <w:commentReference w:id="96"/>
-      </w:r>
-      <w:commentRangeEnd w:id="97"/>
-      <w:r>
-        <w:rPr>
-          <w:rStyle w:val="ae"/>
-          <w:rFonts w:ascii="Times New Roman" w:hAnsi="Times New Roman" w:cs="Times New Roman"/>
-          <w:sz w:val="28"/>
-          <w:szCs w:val="28"/>
-        </w:rPr>
-        <w:commentReference w:id="97"/>
-      </w:r>
-    </w:p>
-    <w:p>
-      <w:pPr>
-        <w:rPr>
-          <w:rFonts w:ascii="Times New Roman" w:hAnsi="Times New Roman" w:cs="Times New Roman"/>
-          <w:sz w:val="28"/>
-          <w:szCs w:val="28"/>
-        </w:rPr>
-      </w:pPr>
-      <w:r>
-        <w:rPr>
-          <w:rFonts w:ascii="Times New Roman" w:hAnsi="Times New Roman" w:cs="Times New Roman"/>
-          <w:sz w:val="28"/>
-          <w:szCs w:val="28"/>
-        </w:rPr>
-        <w:br w:type="page"/>
-      </w:r>
-    </w:p>
-    <w:p>
-      <w:pPr>
-        <w:pStyle w:val="a7"/>
-        <w:numPr>
-          <w:ilvl w:val="0"/>
-          <w:numId w:val="1"/>
-        </w:numPr>
-        <w:spacing w:after="0" w:line="360" w:lineRule="auto"/>
-        <w:ind w:firstLine="0"/>
-        <w:jc w:val="center"/>
-        <w:outlineLvl w:val="0"/>
-        <w:rPr>
-          <w:rFonts w:ascii="Times New Roman" w:hAnsi="Times New Roman" w:cs="Times New Roman"/>
           <w:b/>
           <w:bCs/>
           <w:sz w:val="28"/>
           <w:szCs w:val="28"/>
         </w:rPr>
       </w:pPr>
-      <w:bookmarkStart w:id="98" w:name="_Toc147234604"/>
-      <w:bookmarkStart w:id="99" w:name="_Toc240384832"/>
-      <w:r>
+      <w:r>
+        <w:rPr>
+          <w:rFonts w:ascii="Times New Roman" w:hAnsi="Times New Roman" w:cs="Times New Roman"/>
+          <w:sz w:val="28"/>
+          <w:szCs w:val="28"/>
+        </w:rPr>
+        <w:t xml:space="preserve">Прочие дефекты системы, выявленные на испытаниях и не относящиеся к требованиям, приведённым в разработанных частных технических заданиях, </w:t>
+      </w:r>
+      <w:r>
+        <w:rPr>
+          <w:rFonts w:ascii="Times New Roman" w:hAnsi="Times New Roman" w:cs="Times New Roman"/>
+          <w:sz w:val="28"/>
+          <w:szCs w:val="28"/>
+        </w:rPr>
+        <w:t xml:space="preserve">могут </w:t>
+      </w:r>
+      <w:r>
+        <w:rPr>
+          <w:rFonts w:ascii="Times New Roman" w:hAnsi="Times New Roman" w:cs="Times New Roman"/>
+          <w:sz w:val="28"/>
+          <w:szCs w:val="28"/>
+        </w:rPr>
+        <w:t>документир</w:t>
+      </w:r>
+      <w:r>
+        <w:rPr>
+          <w:rFonts w:ascii="Times New Roman" w:hAnsi="Times New Roman" w:cs="Times New Roman"/>
+          <w:sz w:val="28"/>
+          <w:szCs w:val="28"/>
+        </w:rPr>
+        <w:t>оваться</w:t>
+      </w:r>
+      <w:r>
+        <w:rPr>
+          <w:rFonts w:ascii="Times New Roman" w:hAnsi="Times New Roman" w:cs="Times New Roman"/>
+          <w:sz w:val="28"/>
+          <w:szCs w:val="28"/>
+        </w:rPr>
+        <w:t xml:space="preserve"> как желательные доработки.</w:t>
+      </w:r>
+      <w:r>
+        <w:rPr>
+          <w:rFonts w:ascii="Times New Roman" w:hAnsi="Times New Roman" w:cs="Times New Roman"/>
+          <w:sz w:val="28"/>
+          <w:szCs w:val="28"/>
+        </w:rPr>
+        <w:t xml:space="preserve"> </w:t>
+      </w:r>
+      <w:r>
+        <w:rPr>
+          <w:rFonts w:ascii="Times New Roman" w:hAnsi="Times New Roman" w:cs="Times New Roman"/>
+          <w:sz w:val="28"/>
+          <w:szCs w:val="28"/>
+        </w:rPr>
+        <w:t>Комплектность передаваемой отчётной документации подлежит проверке Заказчиком.</w:t>
+      </w:r>
+    </w:p>
+    <w:p>
+      <w:pPr>
+        <w:tabs>
+          <w:tab w:val="center" w:pos="4677"/>
+        </w:tabs>
         <w:rPr>
           <w:rFonts w:ascii="Times New Roman" w:hAnsi="Times New Roman" w:cs="Times New Roman"/>
           <w:b/>
@@ -15388,11 +15064,52 @@
           <w:sz w:val="28"/>
           <w:szCs w:val="28"/>
         </w:rPr>
+      </w:pPr>
+    </w:p>
+    <w:p>
+      <w:pPr>
+        <w:tabs>
+          <w:tab w:val="center" w:pos="4677"/>
+        </w:tabs>
+        <w:rPr>
+          <w:rFonts w:ascii="Times New Roman" w:hAnsi="Times New Roman" w:cs="Times New Roman"/>
+          <w:b/>
+          <w:bCs/>
+          <w:sz w:val="28"/>
+          <w:szCs w:val="28"/>
+        </w:rPr>
+      </w:pPr>
+      <w:r>
+        <w:rPr>
+          <w:rFonts w:ascii="Times New Roman" w:hAnsi="Times New Roman" w:cs="Times New Roman"/>
+          <w:sz w:val="28"/>
+          <w:szCs w:val="28"/>
+        </w:rPr>
+        <w:br w:type="page"/>
+      </w:r>
+      <w:r>
+        <w:rPr>
+          <w:rFonts w:ascii="Times New Roman" w:hAnsi="Times New Roman" w:cs="Times New Roman"/>
+          <w:sz w:val="28"/>
+          <w:szCs w:val="28"/>
+        </w:rPr>
         <w:lastRenderedPageBreak/>
+        <w:tab/>
+      </w:r>
+      <w:bookmarkStart w:id="82" w:name="_Toc147234604"/>
+      <w:bookmarkStart w:id="83" w:name="_Toc240384832"/>
+      <w:r>
+        <w:rPr>
+          <w:rFonts w:ascii="Times New Roman" w:hAnsi="Times New Roman" w:cs="Times New Roman"/>
+          <w:b/>
+          <w:bCs/>
+          <w:sz w:val="28"/>
+          <w:szCs w:val="28"/>
+        </w:rPr>
         <w:t>ТРЕБОВАНИЯ К ДОКУМЕНТИРОВАНИЮ</w:t>
       </w:r>
-      <w:bookmarkEnd w:id="98"/>
-      <w:bookmarkEnd w:id="99"/>
+      <w:bookmarkEnd w:id="82"/>
+      <w:bookmarkEnd w:id="83"/>
     </w:p>
     <w:p>
       <w:pPr>
@@ -15460,8 +15177,8 @@
           <w:szCs w:val="28"/>
         </w:rPr>
       </w:pPr>
-      <w:bookmarkStart w:id="100" w:name="_Toc147234605"/>
-      <w:bookmarkStart w:id="101" w:name="_Toc240384833"/>
+      <w:bookmarkStart w:id="84" w:name="_Toc147234605"/>
+      <w:bookmarkStart w:id="85" w:name="_Toc240384833"/>
       <w:r>
         <w:rPr>
           <w:rFonts w:ascii="Times New Roman" w:hAnsi="Times New Roman" w:cs="Times New Roman"/>
@@ -15472,8 +15189,8 @@
         </w:rPr>
         <w:t>Перечень подлежащих разработке документов</w:t>
       </w:r>
-      <w:bookmarkEnd w:id="100"/>
-      <w:bookmarkEnd w:id="101"/>
+      <w:bookmarkEnd w:id="84"/>
+      <w:bookmarkEnd w:id="85"/>
     </w:p>
     <w:p>
       <w:pPr>
@@ -15541,8 +15258,8 @@
           <w:szCs w:val="28"/>
         </w:rPr>
       </w:pPr>
-      <w:bookmarkStart w:id="102" w:name="_Toc147234606"/>
-      <w:bookmarkStart w:id="103" w:name="_Toc240384834"/>
+      <w:bookmarkStart w:id="86" w:name="_Toc147234606"/>
+      <w:bookmarkStart w:id="87" w:name="_Toc240384834"/>
       <w:r>
         <w:rPr>
           <w:rFonts w:ascii="Times New Roman" w:hAnsi="Times New Roman" w:cs="Times New Roman"/>
@@ -15553,8 +15270,8 @@
         </w:rPr>
         <w:t>Вид представления и количество документов</w:t>
       </w:r>
-      <w:bookmarkEnd w:id="102"/>
-      <w:bookmarkEnd w:id="103"/>
+      <w:bookmarkEnd w:id="86"/>
+      <w:bookmarkEnd w:id="87"/>
     </w:p>
     <w:p>
       <w:pPr>
@@ -15702,8 +15419,8 @@
           <w:szCs w:val="28"/>
         </w:rPr>
       </w:pPr>
-      <w:bookmarkStart w:id="104" w:name="_Toc147234607"/>
-      <w:bookmarkStart w:id="105" w:name="_Toc240384835"/>
+      <w:bookmarkStart w:id="88" w:name="_Toc147234607"/>
+      <w:bookmarkStart w:id="89" w:name="_Toc240384835"/>
       <w:r>
         <w:rPr>
           <w:rFonts w:ascii="Times New Roman" w:hAnsi="Times New Roman" w:cs="Times New Roman"/>
@@ -15714,8 +15431,8 @@
         </w:rPr>
         <w:t>Требования по использованию ЕСКД и ЕСПД при разработке документов</w:t>
       </w:r>
-      <w:bookmarkEnd w:id="104"/>
-      <w:bookmarkEnd w:id="105"/>
+      <w:bookmarkEnd w:id="88"/>
+      <w:bookmarkEnd w:id="89"/>
     </w:p>
     <w:p>
       <w:pPr>
@@ -16052,8 +15769,8 @@
           <w:szCs w:val="28"/>
         </w:rPr>
       </w:pPr>
-      <w:bookmarkStart w:id="106" w:name="_Toc147234608"/>
-      <w:bookmarkStart w:id="107" w:name="_Toc240384836"/>
+      <w:bookmarkStart w:id="90" w:name="_Toc147234608"/>
+      <w:bookmarkStart w:id="91" w:name="_Toc240384836"/>
       <w:r>
         <w:rPr>
           <w:rFonts w:ascii="Times New Roman" w:hAnsi="Times New Roman" w:cs="Times New Roman"/>
@@ -16065,8 +15782,8 @@
         <w:lastRenderedPageBreak/>
         <w:t>ИСТОЧНИКИ РАЗРАБОТКИ</w:t>
       </w:r>
-      <w:bookmarkEnd w:id="106"/>
-      <w:bookmarkEnd w:id="107"/>
+      <w:bookmarkEnd w:id="90"/>
+      <w:bookmarkEnd w:id="91"/>
     </w:p>
     <w:p>
       <w:pPr>
@@ -16273,331 +15990,6 @@
 </w:document>
 </file>
 
-<file path=word/comments.xml><?xml version="1.0" encoding="utf-8"?>
-<w:comments xmlns:wpc="http://schemas.microsoft.com/office/word/2010/wordprocessingCanvas" xmlns:cx="http://schemas.microsoft.com/office/drawing/2014/chartex" xmlns:cx1="http://schemas.microsoft.com/office/drawing/2015/9/8/chartex" xmlns:cx2="http://schemas.microsoft.com/office/drawing/2015/10/21/chartex" xmlns:cx3="http://schemas.microsoft.com/office/drawing/2016/5/9/chartex" xmlns:cx4="http://schemas.microsoft.com/office/drawing/2016/5/10/chartex" xmlns:cx5="http://schemas.microsoft.com/office/drawing/2016/5/11/chartex" xmlns:cx6="http://schemas.microsoft.com/office/drawing/2016/5/12/chartex" xmlns:cx7="http://schemas.microsoft.com/office/drawing/2016/5/13/chartex" xmlns:cx8="http://schemas.microsoft.com/office/drawing/2016/5/14/chartex" xmlns:mc="http://schemas.openxmlformats.org/markup-compatibility/2006" xmlns:aink="http://schemas.microsoft.com/office/drawing/2016/ink" xmlns:am3d="http://schemas.microsoft.com/office/drawing/2017/model3d" xmlns:o="urn:schemas-microsoft-com:office:office" xmlns:oel="http://schemas.microsoft.com/office/2019/extlst" xmlns:r="http://schemas.openxmlformats.org/officeDocument/2006/relationships" xmlns:m="http://schemas.openxmlformats.org/officeDocument/2006/math" xmlns:v="urn:schemas-microsoft-com:vml" xmlns:wp14="http://schemas.microsoft.com/office/word/2010/wordprocessingDrawing" xmlns:wp="http://schemas.openxmlformats.org/drawingml/2006/wordprocessingDrawing" xmlns:w10="urn:schemas-microsoft-com:office:word" xmlns:w="http://schemas.openxmlformats.org/wordprocessingml/2006/main" xmlns:w14="http://schemas.microsoft.com/office/word/2010/wordml" xmlns:w15="http://schemas.microsoft.com/office/word/2012/wordml" xmlns:w16cex="http://schemas.microsoft.com/office/word/2018/wordml/cex" xmlns:w16cid="http://schemas.microsoft.com/office/word/2016/wordml/cid" xmlns:w16="http://schemas.microsoft.com/office/word/2018/wordml" xmlns:w16du="http://schemas.microsoft.com/office/word/2023/wordml/word16du" xmlns:w16sdtdh="http://schemas.microsoft.com/office/word/2020/wordml/sdtdatahash" xmlns:w16sdtfl="http://schemas.microsoft.com/office/word/2024/wordml/sdtformatlock" xmlns:w16se="http://schemas.microsoft.com/office/word/2015/wordml/symex" xmlns:wpg="http://schemas.microsoft.com/office/word/2010/wordprocessingGroup" xmlns:wpi="http://schemas.microsoft.com/office/word/2010/wordprocessingInk" xmlns:wne="http://schemas.microsoft.com/office/word/2006/wordml" xmlns:wps="http://schemas.microsoft.com/office/word/2010/wordprocessingShape" mc:Ignorable="w14 w15 w16se w16cid w16 w16cex w16sdtdh w16sdtfl w16du wp14">
-  <w:comment w:id="22" w:author="Kalentyev Alexey" w:date="2026-09-23T02:53:00Z" w:initials="KA">
-    <w:p>
-      <w:pPr>
-        <w:pStyle w:val="af6"/>
-      </w:pPr>
-      <w:r>
-        <w:rPr>
-          <w:rStyle w:val="ae"/>
-        </w:rPr>
-        <w:annotationRef/>
-      </w:r>
-      <w:r>
-        <w:t>Используйте в формулах те же обозначения, что в списке и на чертеже: D1,D2,W,H. Если сохраняете Dwoofer,Dtweeter и g, явно определите их соответствие D1,D2 и зазору 15 мм. Опишите изменение допустимых диапазонов в обе стороны при вводе каждого из связанных параметров.</w:t>
-      </w:r>
-    </w:p>
-  </w:comment>
-  <w:comment w:id="23" w:author="Chuwi" w:date="2026-09-23T12:10:00Z" w:initials="C">
-    <w:p>
-      <w:pPr>
-        <w:pStyle w:val="af6"/>
-      </w:pPr>
-      <w:r>
-        <w:rPr>
-          <w:rStyle w:val="ae"/>
-        </w:rPr>
-        <w:annotationRef/>
-      </w:r>
-      <w:r>
-        <w:t>+</w:t>
-      </w:r>
-    </w:p>
-  </w:comment>
-  <w:comment w:id="24" w:author="Kalentyev Alexey" w:date="2026-10-07T10:19:00Z" w:initials="KA">
-    <w:p>
-      <w:pPr>
-        <w:pStyle w:val="af6"/>
-      </w:pPr>
-      <w:r>
-        <w:rPr>
-          <w:rStyle w:val="ae"/>
-        </w:rPr>
-        <w:annotationRef/>
-      </w:r>
-      <w:r>
-        <w:t>Обозначения приведены к D1, D2, W, H; g определён как 15 мм, добавлены обратные ограничения Wmin и Hmin. Однако D1max задан двумя отдельными формулами без одновременного учёта ширины и высоты, а D2max не учитывает W−110. При W=150, H=500, D1=100, D2=40 формулы по высоте дают пределы 250 и 190 мм вместо допустимых по ширине 100 и 40 мм. Требуются D1max=min(250; W−50; H−D2−45−g) и D2max=min(190; W−110; H−D1−45−g), пересчитываемые при изменении любого связанного параметра. Меняться должны диапазоны, без автоматической подмены введённых значений.</w:t>
-      </w:r>
-    </w:p>
-  </w:comment>
-  <w:comment w:id="25" w:author="Chuwi" w:date="2026-10-20T11:29:00Z" w:initials="C">
-    <w:p>
-      <w:pPr>
-        <w:pStyle w:val="af6"/>
-      </w:pPr>
-      <w:r>
-        <w:rPr>
-          <w:rStyle w:val="ae"/>
-        </w:rPr>
-        <w:annotationRef/>
-      </w:r>
-      <w:r>
-        <w:t>+</w:t>
-      </w:r>
-    </w:p>
-  </w:comment>
-  <w:comment w:id="26" w:author="Kalentyev Alexey" w:date="2026-09-23T02:53:00Z" w:initials="KA">
-    <w:p>
-      <w:pPr>
-        <w:pStyle w:val="af6"/>
-        <w:rPr>
-          <w:lang w:val="en-US"/>
-        </w:rPr>
-      </w:pPr>
-      <w:r>
-        <w:rPr>
-          <w:rStyle w:val="ae"/>
-        </w:rPr>
-        <w:annotationRef/>
-      </w:r>
-      <w:r>
-        <w:t>Учтите ширину верхнего динамика и оба края панели по высоте. Сейчас W=150 мм,D1=100 мм,D2=190 мм,H=500 мм проходит указанные проверки, хотя верхний динамик шире корпуса. Также при H=200 мм,D1=100 мм,D2=85 мм и зазоре 15 мм сумма равна 200 мм, но обязательный нижний отступ 15 мм уже не помещается. Задайте положения центров и полные ограничения с отступами.</w:t>
-      </w:r>
-    </w:p>
-  </w:comment>
-  <w:comment w:id="27" w:author="Chuwi" w:date="2026-09-23T12:10:00Z" w:initials="C">
-    <w:p>
-      <w:pPr>
-        <w:pStyle w:val="af6"/>
-      </w:pPr>
-      <w:r>
-        <w:rPr>
-          <w:rStyle w:val="ae"/>
-        </w:rPr>
-        <w:annotationRef/>
-      </w:r>
-      <w:r>
-        <w:t>+</w:t>
-      </w:r>
-    </w:p>
-  </w:comment>
-  <w:comment w:id="28" w:author="Kalentyev Alexey" w:date="2026-10-07T10:19:00Z" w:initials="KA">
-    <w:p>
-      <w:pPr>
-        <w:pStyle w:val="af6"/>
-      </w:pPr>
-      <w:r>
-        <w:rPr>
-          <w:rStyle w:val="ae"/>
-        </w:rPr>
-        <w:annotationRef/>
-      </w:r>
-      <w:r>
-        <w:t>Добавлены ограничение ширины через D2+110 и высоты через D1+D2+45+g; обе ранее приведённые невозможные комбинации теперь нарушают эти ограничения. Однако явно требовавшееся правило расположения центров не сформулировано. Не уточнено также, являются ли отступы 25, 55, 15 и 30 мм минимальными или точными: точное толкование боковых отступов требует W=D1+50=D2+110, чего заданные диапазоны не обеспечивают. На рисунке 2.1 размеры этих отступов не нанесены.</w:t>
-      </w:r>
-    </w:p>
-  </w:comment>
-  <w:comment w:id="29" w:author="Chuwi" w:date="2026-10-20T11:29:00Z" w:initials="C">
-    <w:p>
-      <w:pPr>
-        <w:pStyle w:val="af6"/>
-      </w:pPr>
-      <w:r>
-        <w:rPr>
-          <w:rStyle w:val="ae"/>
-        </w:rPr>
-        <w:annotationRef/>
-      </w:r>
-      <w:r>
-        <w:t>+</w:t>
-      </w:r>
-    </w:p>
-  </w:comment>
-  <w:comment w:id="34" w:author="Kalentyev Alexey" w:date="2026-10-07T10:17:00Z" w:initials="KA">
-    <w:p>
-      <w:pPr>
-        <w:pStyle w:val="af6"/>
-      </w:pPr>
-      <w:r>
-        <w:rPr>
-          <w:rStyle w:val="ae"/>
-        </w:rPr>
-        <w:annotationRef/>
-      </w:r>
-      <w:r>
-        <w:t>Уберите подчёркивание слова «одной». Если требуется выделение, используйте допустимое начертание шрифта.</w:t>
-      </w:r>
-    </w:p>
-  </w:comment>
-  <w:comment w:id="35" w:author="Chuwi" w:date="2026-10-07T10:23:00Z" w:initials="C">
-    <w:p>
-      <w:pPr>
-        <w:pStyle w:val="af6"/>
-      </w:pPr>
-      <w:r>
-        <w:rPr>
-          <w:rStyle w:val="ae"/>
-        </w:rPr>
-        <w:annotationRef/>
-      </w:r>
-      <w:r>
-        <w:t>+</w:t>
-      </w:r>
-    </w:p>
-  </w:comment>
-  <w:comment w:id="78" w:author="Kalentyev Alexey" w:date="2026-10-07T10:17:00Z" w:initials="KA">
-    <w:p>
-      <w:pPr>
-        <w:pStyle w:val="af6"/>
-      </w:pPr>
-      <w:r>
-        <w:rPr>
-          <w:rStyle w:val="ae"/>
-        </w:rPr>
-        <w:annotationRef/>
-      </w:r>
-      <w:r>
-        <w:t>Отделите заголовок раздела 4 от следующего абзаца пустой строкой.</w:t>
-      </w:r>
-    </w:p>
-  </w:comment>
-  <w:comment w:id="79" w:author="Chuwi" w:date="2026-10-07T10:26:00Z" w:initials="C">
-    <w:p>
-      <w:pPr>
-        <w:pStyle w:val="af6"/>
-      </w:pPr>
-      <w:r>
-        <w:rPr>
-          <w:rStyle w:val="ae"/>
-        </w:rPr>
-        <w:annotationRef/>
-      </w:r>
-      <w:r>
-        <w:t>+</w:t>
-      </w:r>
-    </w:p>
-  </w:comment>
-  <w:comment w:id="80" w:author="Kalentyev Alexey" w:date="2026-10-07T10:17:00Z" w:initials="KA">
-    <w:p>
-      <w:pPr>
-        <w:pStyle w:val="af6"/>
-      </w:pPr>
-      <w:r>
-        <w:rPr>
-          <w:rStyle w:val="ae"/>
-        </w:rPr>
-        <w:annotationRef/>
-      </w:r>
-      <w:r>
-        <w:t>Установите одинарный междустрочный интервал в ячейках таблицы 4.1.</w:t>
-      </w:r>
-    </w:p>
-  </w:comment>
-  <w:comment w:id="81" w:author="Chuwi" w:date="2026-10-07T10:25:00Z" w:initials="C">
-    <w:p>
-      <w:pPr>
-        <w:pStyle w:val="af6"/>
-      </w:pPr>
-      <w:r>
-        <w:rPr>
-          <w:rStyle w:val="ae"/>
-        </w:rPr>
-        <w:annotationRef/>
-      </w:r>
-      <w:r>
-        <w:t>+</w:t>
-      </w:r>
-    </w:p>
-  </w:comment>
-  <w:comment w:id="96" w:author="Kalentyev Alexey" w:date="2026-09-23T02:53:00Z" w:initials="KA">
-    <w:p>
-      <w:pPr>
-        <w:pStyle w:val="af6"/>
-      </w:pPr>
-      <w:r>
-        <w:rPr>
-          <w:rStyle w:val="ae"/>
-        </w:rPr>
-        <w:annotationRef/>
-      </w:r>
-      <w:r>
-        <w:t>Уберите отрыв абзаца о комплектности документации: он один остается в начале страницы 15 перед новым разделом. Перераспределите предыдущий раздел так, чтобы этот абзац находился вместе с текстом приемки.</w:t>
-      </w:r>
-    </w:p>
-  </w:comment>
-  <w:comment w:id="97" w:author="Chuwi" w:date="2026-10-07T10:34:00Z" w:initials="C">
-    <w:p>
-      <w:pPr>
-        <w:pStyle w:val="af6"/>
-      </w:pPr>
-      <w:r>
-        <w:rPr>
-          <w:rStyle w:val="ae"/>
-        </w:rPr>
-        <w:annotationRef/>
-      </w:r>
-      <w:r>
-        <w:t>+</w:t>
-      </w:r>
-    </w:p>
-  </w:comment>
-</w:comments>
-</file>
-
-<file path=word/commentsExtended.xml><?xml version="1.0" encoding="utf-8"?>
-<w15:commentsEx xmlns:wpc="http://schemas.microsoft.com/office/word/2010/wordprocessingCanvas" xmlns:cx="http://schemas.microsoft.com/office/drawing/2014/chartex" xmlns:cx1="http://schemas.microsoft.com/office/drawing/2015/9/8/chartex" xmlns:cx2="http://schemas.microsoft.com/office/drawing/2015/10/21/chartex" xmlns:cx3="http://schemas.microsoft.com/office/drawing/2016/5/9/chartex" xmlns:cx4="http://schemas.microsoft.com/office/drawing/2016/5/10/chartex" xmlns:cx5="http://schemas.microsoft.com/office/drawing/2016/5/11/chartex" xmlns:cx6="http://schemas.microsoft.com/office/drawing/2016/5/12/chartex" xmlns:cx7="http://schemas.microsoft.com/office/drawing/2016/5/13/chartex" xmlns:cx8="http://schemas.microsoft.com/office/drawing/2016/5/14/chartex" xmlns:mc="http://schemas.openxmlformats.org/markup-compatibility/2006" xmlns:aink="http://schemas.microsoft.com/office/drawing/2016/ink" xmlns:am3d="http://schemas.microsoft.com/office/drawing/2017/model3d" xmlns:o="urn:schemas-microsoft-com:office:office" xmlns:oel="http://schemas.microsoft.com/office/2019/extlst" xmlns:r="http://schemas.openxmlformats.org/officeDocument/2006/relationships" xmlns:m="http://schemas.openxmlformats.org/officeDocument/2006/math" xmlns:v="urn:schemas-microsoft-com:vml" xmlns:wp14="http://schemas.microsoft.com/office/word/2010/wordprocessingDrawing" xmlns:wp="http://schemas.openxmlformats.org/drawingml/2006/wordprocessingDrawing" xmlns:w10="urn:schemas-microsoft-com:office:word" xmlns:w="http://schemas.openxmlformats.org/wordprocessingml/2006/main" xmlns:w14="http://schemas.microsoft.com/office/word/2010/wordml" xmlns:w15="http://schemas.microsoft.com/office/word/2012/wordml" xmlns:w16cex="http://schemas.microsoft.com/office/word/2018/wordml/cex" xmlns:w16cid="http://schemas.microsoft.com/office/word/2016/wordml/cid" xmlns:w16="http://schemas.microsoft.com/office/word/2018/wordml" xmlns:w16du="http://schemas.microsoft.com/office/word/2023/wordml/word16du" xmlns:w16sdtdh="http://schemas.microsoft.com/office/word/2020/wordml/sdtdatahash" xmlns:w16sdtfl="http://schemas.microsoft.com/office/word/2024/wordml/sdtformatlock" xmlns:w16se="http://schemas.microsoft.com/office/word/2015/wordml/symex" xmlns:wpg="http://schemas.microsoft.com/office/word/2010/wordprocessingGroup" xmlns:wpi="http://schemas.microsoft.com/office/word/2010/wordprocessingInk" xmlns:wne="http://schemas.microsoft.com/office/word/2006/wordml" xmlns:wps="http://schemas.microsoft.com/office/word/2010/wordprocessingShape" mc:Ignorable="w14 w15 w16se w16cid w16 w16cex w16sdtdh w16sdtfl w16du wp14">
-  <w15:commentEx w15:paraId="0CACCB6F" w15:done="0"/>
-  <w15:commentEx w15:paraId="3341904F" w15:paraIdParent="0CACCB6F" w15:done="0"/>
-  <w15:commentEx w15:paraId="7E72DC73" w15:paraIdParent="0CACCB6F" w15:done="0"/>
-  <w15:commentEx w15:paraId="654595CE" w15:paraIdParent="0CACCB6F" w15:done="0"/>
-  <w15:commentEx w15:paraId="20984571" w15:done="0"/>
-  <w15:commentEx w15:paraId="6D95068E" w15:paraIdParent="20984571" w15:done="0"/>
-  <w15:commentEx w15:paraId="675D331C" w15:paraIdParent="20984571" w15:done="0"/>
-  <w15:commentEx w15:paraId="34F82D81" w15:paraIdParent="20984571" w15:done="0"/>
-  <w15:commentEx w15:paraId="0586C083" w15:done="0"/>
-  <w15:commentEx w15:paraId="5A409EF8" w15:paraIdParent="0586C083" w15:done="0"/>
-  <w15:commentEx w15:paraId="011A34AA" w15:done="0"/>
-  <w15:commentEx w15:paraId="1458EAA7" w15:paraIdParent="011A34AA" w15:done="0"/>
-  <w15:commentEx w15:paraId="6E96F9E9" w15:done="0"/>
-  <w15:commentEx w15:paraId="1AAFB4A6" w15:paraIdParent="6E96F9E9" w15:done="0"/>
-  <w15:commentEx w15:paraId="0FF2E863" w15:done="0"/>
-  <w15:commentEx w15:paraId="7E0D92DC" w15:paraIdParent="0FF2E863" w15:done="0"/>
-</w15:commentsEx>
-</file>
-
-<file path=word/commentsExtensible.xml><?xml version="1.0" encoding="utf-8"?>
-<w16cex:commentsExtensible xmlns:wpc="http://schemas.microsoft.com/office/word/2010/wordprocessingCanvas" xmlns:cx="http://schemas.microsoft.com/office/drawing/2014/chartex" xmlns:cx1="http://schemas.microsoft.com/office/drawing/2015/9/8/chartex" xmlns:cx2="http://schemas.microsoft.com/office/drawing/2015/10/21/chartex" xmlns:cx3="http://schemas.microsoft.com/office/drawing/2016/5/9/chartex" xmlns:cx4="http://schemas.microsoft.com/office/drawing/2016/5/10/chartex" xmlns:cx5="http://schemas.microsoft.com/office/drawing/2016/5/11/chartex" xmlns:cx6="http://schemas.microsoft.com/office/drawing/2016/5/12/chartex" xmlns:cx7="http://schemas.microsoft.com/office/drawing/2016/5/13/chartex" xmlns:cx8="http://schemas.microsoft.com/office/drawing/2016/5/14/chartex" xmlns:cr="http://schemas.microsoft.com/office/comments/2020/reactions" xmlns:mc="http://schemas.openxmlformats.org/markup-compatibility/2006" xmlns:aink="http://schemas.microsoft.com/office/drawing/2016/ink" xmlns:am3d="http://schemas.microsoft.com/office/drawing/2017/model3d" xmlns:o="urn:schemas-microsoft-com:office:office" xmlns:oel="http://schemas.microsoft.com/office/2019/extlst" xmlns:r="http://schemas.openxmlformats.org/officeDocument/2006/relationships" xmlns:m="http://schemas.openxmlformats.org/officeDocument/2006/math" xmlns:v="urn:schemas-microsoft-com:vml" xmlns:wp14="http://schemas.microsoft.com/office/word/2010/wordprocessingDrawing" xmlns:wp="http://schemas.openxmlformats.org/drawingml/2006/wordprocessingDrawing" xmlns:w10="urn:schemas-microsoft-com:office:word" xmlns:w="http://schemas.openxmlformats.org/wordprocessingml/2006/main" xmlns:w14="http://schemas.microsoft.com/office/word/2010/wordml" xmlns:w15="http://schemas.microsoft.com/office/word/2012/wordml" xmlns:w16cex="http://schemas.microsoft.com/office/word/2018/wordml/cex" xmlns:w16cid="http://schemas.microsoft.com/office/word/2016/wordml/cid" xmlns:w16="http://schemas.microsoft.com/office/word/2018/wordml" xmlns:w16du="http://schemas.microsoft.com/office/word/2023/wordml/word16du" xmlns:w16sdtdh="http://schemas.microsoft.com/office/word/2020/wordml/sdtdatahash" xmlns:w16sdtfl="http://schemas.microsoft.com/office/word/2024/wordml/sdtformatlock" xmlns:w16se="http://schemas.microsoft.com/office/word/2015/wordml/symex" xmlns:wpg="http://schemas.microsoft.com/office/word/2010/wordprocessingGroup" xmlns:wpi="http://schemas.microsoft.com/office/word/2010/wordprocessingInk" xmlns:wne="http://schemas.microsoft.com/office/word/2006/wordml" xmlns:wps="http://schemas.microsoft.com/office/word/2010/wordprocessingShape" mc:Ignorable="w14 w15 w16se w16cid w16 w16cex w16sdtdh w16sdtfl cr w16du wp14">
-  <w16cex:commentExtensible w16cex:durableId="51D519D5" w16cex:dateUtc="2026-09-23T05:10:00Z"/>
-  <w16cex:commentExtensible w16cex:durableId="0BBA36D2" w16cex:dateUtc="2026-10-07T03:19:00Z"/>
-  <w16cex:commentExtensible w16cex:durableId="3FF53A3A" w16cex:dateUtc="2026-10-20T04:29:00Z"/>
-  <w16cex:commentExtensible w16cex:durableId="7FB0590C" w16cex:dateUtc="2026-09-23T05:10:00Z"/>
-  <w16cex:commentExtensible w16cex:durableId="6A56A7E7" w16cex:dateUtc="2026-10-07T03:19:00Z"/>
-  <w16cex:commentExtensible w16cex:durableId="01C95621" w16cex:dateUtc="2026-10-20T04:29:00Z"/>
-  <w16cex:commentExtensible w16cex:durableId="00E2305D" w16cex:dateUtc="2026-10-07T03:17:00Z"/>
-  <w16cex:commentExtensible w16cex:durableId="7E5949D2" w16cex:dateUtc="2026-10-07T03:23:00Z"/>
-  <w16cex:commentExtensible w16cex:durableId="43F6881B" w16cex:dateUtc="2026-10-07T03:17:00Z"/>
-  <w16cex:commentExtensible w16cex:durableId="41BB73F3" w16cex:dateUtc="2026-10-07T03:26:00Z"/>
-  <w16cex:commentExtensible w16cex:durableId="31AB9048" w16cex:dateUtc="2026-10-07T03:17:00Z"/>
-  <w16cex:commentExtensible w16cex:durableId="067B6CFF" w16cex:dateUtc="2026-10-07T03:25:00Z"/>
-  <w16cex:commentExtensible w16cex:durableId="61452775" w16cex:dateUtc="2026-09-23T02:53:00Z"/>
-  <w16cex:commentExtensible w16cex:durableId="7D4E73AF" w16cex:dateUtc="2026-10-07T03:34:00Z"/>
-</w16cex:commentsExtensible>
-</file>
-
-<file path=word/commentsIds.xml><?xml version="1.0" encoding="utf-8"?>
-<w16cid:commentsIds xmlns:wpc="http://schemas.microsoft.com/office/word/2010/wordprocessingCanvas" xmlns:cx="http://schemas.microsoft.com/office/drawing/2014/chartex" xmlns:cx1="http://schemas.microsoft.com/office/drawing/2015/9/8/chartex" xmlns:cx2="http://schemas.microsoft.com/office/drawing/2015/10/21/chartex" xmlns:cx3="http://schemas.microsoft.com/office/drawing/2016/5/9/chartex" xmlns:cx4="http://schemas.microsoft.com/office/drawing/2016/5/10/chartex" xmlns:cx5="http://schemas.microsoft.com/office/drawing/2016/5/11/chartex" xmlns:cx6="http://schemas.microsoft.com/office/drawing/2016/5/12/chartex" xmlns:cx7="http://schemas.microsoft.com/office/drawing/2016/5/13/chartex" xmlns:cx8="http://schemas.microsoft.com/office/drawing/2016/5/14/chartex" xmlns:mc="http://schemas.openxmlformats.org/markup-compatibility/2006" xmlns:aink="http://schemas.microsoft.com/office/drawing/2016/ink" xmlns:am3d="http://schemas.microsoft.com/office/drawing/2017/model3d" xmlns:o="urn:schemas-microsoft-com:office:office" xmlns:oel="http://schemas.microsoft.com/office/2019/extlst" xmlns:r="http://schemas.openxmlformats.org/officeDocument/2006/relationships" xmlns:m="http://schemas.openxmlformats.org/officeDocument/2006/math" xmlns:v="urn:schemas-microsoft-com:vml" xmlns:wp14="http://schemas.microsoft.com/office/word/2010/wordprocessingDrawing" xmlns:wp="http://schemas.openxmlformats.org/drawingml/2006/wordprocessingDrawing" xmlns:w10="urn:schemas-microsoft-com:office:word" xmlns:w="http://schemas.openxmlformats.org/wordprocessingml/2006/main" xmlns:w14="http://schemas.microsoft.com/office/word/2010/wordml" xmlns:w15="http://schemas.microsoft.com/office/word/2012/wordml" xmlns:w16cex="http://schemas.microsoft.com/office/word/2018/wordml/cex" xmlns:w16cid="http://schemas.microsoft.com/office/word/2016/wordml/cid" xmlns:w16="http://schemas.microsoft.com/office/word/2018/wordml" xmlns:w16du="http://schemas.microsoft.com/office/word/2023/wordml/word16du" xmlns:w16sdtdh="http://schemas.microsoft.com/office/word/2020/wordml/sdtdatahash" xmlns:w16sdtfl="http://schemas.microsoft.com/office/word/2024/wordml/sdtformatlock" xmlns:w16se="http://schemas.microsoft.com/office/word/2015/wordml/symex" xmlns:wpg="http://schemas.microsoft.com/office/word/2010/wordprocessingGroup" xmlns:wpi="http://schemas.microsoft.com/office/word/2010/wordprocessingInk" xmlns:wne="http://schemas.microsoft.com/office/word/2006/wordml" xmlns:wps="http://schemas.microsoft.com/office/word/2010/wordprocessingShape" mc:Ignorable="w14 w15 w16se w16cid w16 w16cex w16sdtdh w16sdtfl w16du wp14">
-  <w16cid:commentId w16cid:paraId="0CACCB6F" w16cid:durableId="0CACCB6F"/>
-  <w16cid:commentId w16cid:paraId="3341904F" w16cid:durableId="51D519D5"/>
-  <w16cid:commentId w16cid:paraId="7E72DC73" w16cid:durableId="0BBA36D2"/>
-  <w16cid:commentId w16cid:paraId="654595CE" w16cid:durableId="3FF53A3A"/>
-  <w16cid:commentId w16cid:paraId="20984571" w16cid:durableId="20984571"/>
-  <w16cid:commentId w16cid:paraId="6D95068E" w16cid:durableId="7FB0590C"/>
-  <w16cid:commentId w16cid:paraId="675D331C" w16cid:durableId="6A56A7E7"/>
-  <w16cid:commentId w16cid:paraId="34F82D81" w16cid:durableId="01C95621"/>
-  <w16cid:commentId w16cid:paraId="0586C083" w16cid:durableId="00E2305D"/>
-  <w16cid:commentId w16cid:paraId="5A409EF8" w16cid:durableId="7E5949D2"/>
-  <w16cid:commentId w16cid:paraId="011A34AA" w16cid:durableId="43F6881B"/>
-  <w16cid:commentId w16cid:paraId="1458EAA7" w16cid:durableId="41BB73F3"/>
-  <w16cid:commentId w16cid:paraId="6E96F9E9" w16cid:durableId="31AB9048"/>
-  <w16cid:commentId w16cid:paraId="1AAFB4A6" w16cid:durableId="067B6CFF"/>
-  <w16cid:commentId w16cid:paraId="0FF2E863" w16cid:durableId="61452775"/>
-  <w16cid:commentId w16cid:paraId="7E0D92DC" w16cid:durableId="7D4E73AF"/>
-</w16cid:commentsIds>
-</file>
-
 <file path=word/endnotes.xml><?xml version="1.0" encoding="utf-8"?>
 <w:endnotes xmlns:wpc="http://schemas.microsoft.com/office/word/2010/wordprocessingCanvas" xmlns:cx="http://schemas.microsoft.com/office/drawing/2014/chartex" xmlns:cx1="http://schemas.microsoft.com/office/drawing/2015/9/8/chartex" xmlns:cx2="http://schemas.microsoft.com/office/drawing/2015/10/21/chartex" xmlns:cx3="http://schemas.microsoft.com/office/drawing/2016/5/9/chartex" xmlns:cx4="http://schemas.microsoft.com/office/drawing/2016/5/10/chartex" xmlns:cx5="http://schemas.microsoft.com/office/drawing/2016/5/11/chartex" xmlns:cx6="http://schemas.microsoft.com/office/drawing/2016/5/12/chartex" xmlns:cx7="http://schemas.microsoft.com/office/drawing/2016/5/13/chartex" xmlns:cx8="http://schemas.microsoft.com/office/drawing/2016/5/14/chartex" xmlns:mc="http://schemas.openxmlformats.org/markup-compatibility/2006" xmlns:aink="http://schemas.microsoft.com/office/drawing/2016/ink" xmlns:am3d="http://schemas.microsoft.com/office/drawing/2017/model3d" xmlns:o="urn:schemas-microsoft-com:office:office" xmlns:oel="http://schemas.microsoft.com/office/2019/extlst" xmlns:r="http://schemas.openxmlformats.org/officeDocument/2006/relationships" xmlns:m="http://schemas.openxmlformats.org/officeDocument/2006/math" xmlns:v="urn:schemas-microsoft-com:vml" xmlns:wp14="http://schemas.microsoft.com/office/word/2010/wordprocessingDrawing" xmlns:wp="http://schemas.openxmlformats.org/drawingml/2006/wordprocessingDrawing" xmlns:w10="urn:schemas-microsoft-com:office:word" xmlns:w="http://schemas.openxmlformats.org/wordprocessingml/2006/main" xmlns:w14="http://schemas.microsoft.com/office/word/2010/wordml" xmlns:w15="http://schemas.microsoft.com/office/word/2012/wordml" xmlns:w16cex="http://schemas.microsoft.com/office/word/2018/wordml/cex" xmlns:w16cid="http://schemas.microsoft.com/office/word/2016/wordml/cid" xmlns:w16="http://schemas.microsoft.com/office/word/2018/wordml" xmlns:w16du="http://schemas.microsoft.com/office/word/2023/wordml/word16du" xmlns:w16sdtdh="http://schemas.microsoft.com/office/word/2020/wordml/sdtdatahash" xmlns:w16sdtfl="http://schemas.microsoft.com/office/word/2024/wordml/sdtformatlock" xmlns:w16se="http://schemas.microsoft.com/office/word/2015/wordml/symex" xmlns:wpg="http://schemas.microsoft.com/office/word/2010/wordprocessingGroup" xmlns:wpi="http://schemas.microsoft.com/office/word/2010/wordprocessingInk" xmlns:wne="http://schemas.microsoft.com/office/word/2006/wordml" xmlns:wps="http://schemas.microsoft.com/office/word/2010/wordprocessingShape" mc:Ignorable="w14 w15 w16se w16cid w16 w16cex w16sdtdh w16sdtfl w16du wp14">
   <w:endnote w:type="separator" w:id="-1">
@@ -16627,6 +16019,9 @@
 <w:ftr xmlns:wpc="http://schemas.microsoft.com/office/word/2010/wordprocessingCanvas" xmlns:cx="http://schemas.microsoft.com/office/drawing/2014/chartex" xmlns:cx1="http://schemas.microsoft.com/office/drawing/2015/9/8/chartex" xmlns:cx2="http://schemas.microsoft.com/office/drawing/2015/10/21/chartex" xmlns:cx3="http://schemas.microsoft.com/office/drawing/2016/5/9/chartex" xmlns:cx4="http://schemas.microsoft.com/office/drawing/2016/5/10/chartex" xmlns:cx5="http://schemas.microsoft.com/office/drawing/2016/5/11/chartex" xmlns:cx6="http://schemas.microsoft.com/office/drawing/2016/5/12/chartex" xmlns:cx7="http://schemas.microsoft.com/office/drawing/2016/5/13/chartex" xmlns:cx8="http://schemas.microsoft.com/office/drawing/2016/5/14/chartex" xmlns:mc="http://schemas.openxmlformats.org/markup-compatibility/2006" xmlns:aink="http://schemas.microsoft.com/office/drawing/2016/ink" xmlns:am3d="http://schemas.microsoft.com/office/drawing/2017/model3d" xmlns:o="urn:schemas-microsoft-com:office:office" xmlns:oel="http://schemas.microsoft.com/office/2019/extlst" xmlns:r="http://schemas.openxmlformats.org/officeDocument/2006/relationships" xmlns:m="http://schemas.openxmlformats.org/officeDocument/2006/math" xmlns:v="urn:schemas-microsoft-com:vml" xmlns:wp14="http://schemas.microsoft.com/office/word/2010/wordprocessingDrawing" xmlns:wp="http://schemas.openxmlformats.org/drawingml/2006/wordprocessingDrawing" xmlns:w10="urn:schemas-microsoft-com:office:word" xmlns:w="http://schemas.openxmlformats.org/wordprocessingml/2006/main" xmlns:w14="http://schemas.microsoft.com/office/word/2010/wordml" xmlns:w15="http://schemas.microsoft.com/office/word/2012/wordml" xmlns:w16cex="http://schemas.microsoft.com/office/word/2018/wordml/cex" xmlns:w16cid="http://schemas.microsoft.com/office/word/2016/wordml/cid" xmlns:w16="http://schemas.microsoft.com/office/word/2018/wordml" xmlns:w16du="http://schemas.microsoft.com/office/word/2023/wordml/word16du" xmlns:w16sdtdh="http://schemas.microsoft.com/office/word/2020/wordml/sdtdatahash" xmlns:w16sdtfl="http://schemas.microsoft.com/office/word/2024/wordml/sdtformatlock" xmlns:w16se="http://schemas.microsoft.com/office/word/2015/wordml/symex" xmlns:wpg="http://schemas.microsoft.com/office/word/2010/wordprocessingGroup" xmlns:wpi="http://schemas.microsoft.com/office/word/2010/wordprocessingInk" xmlns:wne="http://schemas.microsoft.com/office/word/2006/wordml" xmlns:wps="http://schemas.microsoft.com/office/word/2010/wordprocessingShape" mc:Ignorable="w14 w15 w16se w16cid w16 w16cex w16sdtdh w16sdtfl w16du wp14">
   <w:sdt>
     <w:sdtPr>
+      <w:rPr>
+        <w:rFonts w:ascii="Times New Roman" w:hAnsi="Times New Roman" w:cs="Times New Roman"/>
+      </w:rPr>
       <w:id w:val="-646279453"/>
       <w:docPartObj>
         <w:docPartGallery w:val="Page Numbers (Bottom of Page)"/>
@@ -16638,20 +16033,38 @@
         <w:pPr>
           <w:pStyle w:val="af2"/>
           <w:jc w:val="center"/>
+          <w:rPr>
+            <w:rFonts w:ascii="Times New Roman" w:hAnsi="Times New Roman" w:cs="Times New Roman"/>
+          </w:rPr>
         </w:pPr>
         <w:r>
+          <w:rPr>
+            <w:rFonts w:ascii="Times New Roman" w:hAnsi="Times New Roman" w:cs="Times New Roman"/>
+          </w:rPr>
           <w:fldChar w:fldCharType="begin"/>
         </w:r>
         <w:r>
+          <w:rPr>
+            <w:rFonts w:ascii="Times New Roman" w:hAnsi="Times New Roman" w:cs="Times New Roman"/>
+          </w:rPr>
           <w:instrText>PAGE   \* MERGEFORMAT</w:instrText>
         </w:r>
         <w:r>
+          <w:rPr>
+            <w:rFonts w:ascii="Times New Roman" w:hAnsi="Times New Roman" w:cs="Times New Roman"/>
+          </w:rPr>
           <w:fldChar w:fldCharType="separate"/>
         </w:r>
         <w:r>
+          <w:rPr>
+            <w:rFonts w:ascii="Times New Roman" w:hAnsi="Times New Roman" w:cs="Times New Roman"/>
+          </w:rPr>
           <w:t>2</w:t>
         </w:r>
         <w:r>
+          <w:rPr>
+            <w:rFonts w:ascii="Times New Roman" w:hAnsi="Times New Roman" w:cs="Times New Roman"/>
+          </w:rPr>
           <w:fldChar w:fldCharType="end"/>
         </w:r>
       </w:p>
@@ -19447,17 +18860,6 @@
     <w:abstractNumId w:val="23"/>
   </w:num>
 </w:numbering>
-</file>
-
-<file path=word/people.xml><?xml version="1.0" encoding="utf-8"?>
-<w15:people xmlns:wpc="http://schemas.microsoft.com/office/word/2010/wordprocessingCanvas" xmlns:cx="http://schemas.microsoft.com/office/drawing/2014/chartex" xmlns:cx1="http://schemas.microsoft.com/office/drawing/2015/9/8/chartex" xmlns:cx2="http://schemas.microsoft.com/office/drawing/2015/10/21/chartex" xmlns:cx3="http://schemas.microsoft.com/office/drawing/2016/5/9/chartex" xmlns:cx4="http://schemas.microsoft.com/office/drawing/2016/5/10/chartex" xmlns:cx5="http://schemas.microsoft.com/office/drawing/2016/5/11/chartex" xmlns:cx6="http://schemas.microsoft.com/office/drawing/2016/5/12/chartex" xmlns:cx7="http://schemas.microsoft.com/office/drawing/2016/5/13/chartex" xmlns:cx8="http://schemas.microsoft.com/office/drawing/2016/5/14/chartex" xmlns:mc="http://schemas.openxmlformats.org/markup-compatibility/2006" xmlns:aink="http://schemas.microsoft.com/office/drawing/2016/ink" xmlns:am3d="http://schemas.microsoft.com/office/drawing/2017/model3d" xmlns:o="urn:schemas-microsoft-com:office:office" xmlns:oel="http://schemas.microsoft.com/office/2019/extlst" xmlns:r="http://schemas.openxmlformats.org/officeDocument/2006/relationships" xmlns:m="http://schemas.openxmlformats.org/officeDocument/2006/math" xmlns:v="urn:schemas-microsoft-com:vml" xmlns:wp14="http://schemas.microsoft.com/office/word/2010/wordprocessingDrawing" xmlns:wp="http://schemas.openxmlformats.org/drawingml/2006/wordprocessingDrawing" xmlns:w10="urn:schemas-microsoft-com:office:word" xmlns:w="http://schemas.openxmlformats.org/wordprocessingml/2006/main" xmlns:w14="http://schemas.microsoft.com/office/word/2010/wordml" xmlns:w15="http://schemas.microsoft.com/office/word/2012/wordml" xmlns:w16cex="http://schemas.microsoft.com/office/word/2018/wordml/cex" xmlns:w16cid="http://schemas.microsoft.com/office/word/2016/wordml/cid" xmlns:w16="http://schemas.microsoft.com/office/word/2018/wordml" xmlns:w16du="http://schemas.microsoft.com/office/word/2023/wordml/word16du" xmlns:w16sdtdh="http://schemas.microsoft.com/office/word/2020/wordml/sdtdatahash" xmlns:w16sdtfl="http://schemas.microsoft.com/office/word/2024/wordml/sdtformatlock" xmlns:w16se="http://schemas.microsoft.com/office/word/2015/wordml/symex" xmlns:wpg="http://schemas.microsoft.com/office/word/2010/wordprocessingGroup" xmlns:wpi="http://schemas.microsoft.com/office/word/2010/wordprocessingInk" xmlns:wne="http://schemas.microsoft.com/office/word/2006/wordml" xmlns:wps="http://schemas.microsoft.com/office/word/2010/wordprocessingShape" mc:Ignorable="w14 w15 w16se w16cid w16 w16cex w16sdtdh w16sdtfl w16du wp14">
-  <w15:person w15:author="Kalentyev Alexey">
-    <w15:presenceInfo w15:providerId="Windows Live" w15:userId="da819b8650d7d997"/>
-  </w15:person>
-  <w15:person w15:author="Chuwi">
-    <w15:presenceInfo w15:providerId="None" w15:userId="Chuwi"/>
-  </w15:person>
-</w15:people>
 </file>
 
 <file path=word/styles.xml><?xml version="1.0" encoding="utf-8"?>
@@ -20063,6 +19465,7 @@
   <w:style w:type="character" w:default="1" w:styleId="a0">
     <w:name w:val="Default Paragraph Font"/>
     <w:uiPriority w:val="1"/>
+    <w:semiHidden/>
     <w:unhideWhenUsed/>
   </w:style>
   <w:style w:type="table" w:default="1" w:styleId="a1">
